--- a/app/quotation_templates/equipment_proposal_garg_dental.docx
+++ b/app/quotation_templates/equipment_proposal_garg_dental.docx
@@ -1664,6 +1664,59 @@
                 <w:rFonts w:asciiTheme="minorHAnsi" w:hAnsiTheme="minorHAnsi" w:cstheme="minorHAnsi"/>
               </w:rPr>
               <w:t>{%p endfor %}</w:t>
+            </w:r>
+            <w:r>
+              <w:rPr>
+                <w:rFonts w:asciiTheme="minorHAnsi" w:hAnsiTheme="minorHAnsi" w:cstheme="minorHAnsi"/>
+              </w:rPr>
+            </w:r>
+            <w:proofErr w:type="spellStart"/>
+            <w:r>
+              <w:rPr>
+                <w:rFonts w:asciiTheme="minorHAnsi" w:hAnsiTheme="minorHAnsi" w:cstheme="minorHAnsi"/>
+              </w:rPr>
+            </w:r>
+            <w:proofErr w:type="spellEnd"/>
+            <w:r>
+              <w:rPr>
+                <w:rFonts w:asciiTheme="minorHAnsi" w:hAnsiTheme="minorHAnsi" w:cstheme="minorHAnsi"/>
+              </w:rPr>
+            </w:r>
+            <w:proofErr w:type="spellStart"/>
+            <w:r>
+              <w:rPr>
+                <w:rFonts w:asciiTheme="minorHAnsi" w:hAnsiTheme="minorHAnsi" w:cstheme="minorHAnsi"/>
+              </w:rPr>
+            </w:r>
+            <w:proofErr w:type="spellEnd"/>
+            <w:r>
+              <w:rPr>
+                <w:rFonts w:asciiTheme="minorHAnsi" w:hAnsiTheme="minorHAnsi" w:cstheme="minorHAnsi"/>
+              </w:rPr>
+            </w:r>
+          </w:p>
+          <w:p>
+            <w:pPr>
+              <w:pStyle w:val="NormalWeb"/>
+              <w:numPr>
+                <w:ilvl w:val="0"/>
+                <w:numId w:val="12"/>
+              </w:numPr>
+              <w:shd w:val="clear" w:color="auto" w:fill="FFFFFF"/>
+              <w:spacing w:before="0" w:beforeAutospacing="0" w:after="0" w:afterAutospacing="0"/>
+              <w:rPr>
+                <w:rFonts w:asciiTheme="minorHAnsi" w:hAnsiTheme="minorHAnsi" w:cstheme="minorHAnsi"/>
+                <w:b/>
+                <w:color w:val="000000"/>
+                <w:lang w:val="en-US" w:eastAsia="en-US" w:bidi="ne-NP"/>
+              </w:rPr>
+            </w:pPr>
+            <w:r>
+              <w:rPr>
+                <w:rStyle w:val="Strong"/>
+                <w:rFonts w:asciiTheme="minorHAnsi" w:hAnsiTheme="minorHAnsi" w:cstheme="minorHAnsi"/>
+              </w:rPr>
+              <w:t>{{ ('MRP: ' + item.mrp_formatted) if item.mrp_formatted else '' }}</w:t>
             </w:r>
             <w:r>
               <w:rPr>

--- a/app/quotation_templates/equipment_proposal_garg_dental.docx
+++ b/app/quotation_templates/equipment_proposal_garg_dental.docx
@@ -1265,6 +1265,7 @@
       <w:tr>
         <w:trPr>
           <w:trHeight w:val="315"/>
+          <w:cantSplit/>
         </w:trPr>
         <w:tc>
           <w:tcPr>
@@ -1322,6 +1323,7 @@
       <w:tr>
         <w:trPr>
           <w:trHeight w:val="315"/>
+          <w:cantSplit/>
         </w:trPr>
         <w:tc>
           <w:tcPr>
@@ -1533,31 +1535,136 @@
                 <w:u w:val="single"/>
                 <w:lang w:bidi="ne-NP"/>
               </w:rPr>
+              <w:t>{%p if item.features %}</w:t>
+            </w:r>
+          </w:p>
+          <w:p>
+            <w:pPr>
+              <w:spacing w:after="0" w:line="240" w:lineRule="auto"/>
+              <w:rPr>
+                <w:rFonts w:asciiTheme="minorHAnsi" w:eastAsia="Times New Roman" w:hAnsiTheme="minorHAnsi" w:cstheme="minorHAnsi"/>
+                <w:b/>
+                <w:i/>
+                <w:color w:val="000000"/>
+                <w:sz w:val="24"/>
+                <w:szCs w:val="24"/>
+                <w:u w:val="single"/>
+                <w:lang w:bidi="ne-NP"/>
+              </w:rPr>
+            </w:pPr>
+            <w:r>
+              <w:rPr>
+                <w:rFonts w:asciiTheme="minorHAnsi" w:eastAsia="Times New Roman" w:hAnsiTheme="minorHAnsi" w:cstheme="minorHAnsi"/>
+                <w:b/>
+                <w:i/>
+                <w:color w:val="000000"/>
+                <w:sz w:val="24"/>
+                <w:szCs w:val="24"/>
+                <w:u w:val="single"/>
+                <w:lang w:bidi="ne-NP"/>
+              </w:rPr>
               <w:t>Key Features :</w:t>
+            </w:r>
+          </w:p>
+          <w:p>
+            <w:pPr>
+              <w:spacing w:after="0" w:line="240" w:lineRule="auto"/>
+              <w:rPr>
+                <w:rFonts w:asciiTheme="minorHAnsi" w:eastAsia="Times New Roman" w:hAnsiTheme="minorHAnsi" w:cstheme="minorHAnsi"/>
+                <w:b/>
+                <w:i/>
+                <w:color w:val="000000"/>
+                <w:sz w:val="24"/>
+                <w:szCs w:val="24"/>
+                <w:u w:val="single"/>
+                <w:lang w:bidi="ne-NP"/>
+              </w:rPr>
+            </w:pPr>
+            <w:r>
+              <w:rPr>
+                <w:rFonts w:asciiTheme="minorHAnsi" w:eastAsia="Times New Roman" w:hAnsiTheme="minorHAnsi" w:cstheme="minorHAnsi"/>
+                <w:b/>
+                <w:i/>
+                <w:color w:val="000000"/>
+                <w:sz w:val="24"/>
+                <w:szCs w:val="24"/>
+                <w:u w:val="single"/>
+                <w:lang w:bidi="ne-NP"/>
+              </w:rPr>
+              <w:t>{%p endif %}</w:t>
             </w:r>
           </w:p>
           <w:p>
             <w:pPr>
               <w:pStyle w:val="NormalWeb"/>
+              <w:shd w:val="clear" w:color="auto" w:fill="FFFFFF"/>
+              <w:spacing w:before="0" w:beforeAutospacing="0" w:after="0" w:afterAutospacing="0"/>
+              <w:rPr>
+                <w:rFonts w:asciiTheme="minorHAnsi" w:hAnsiTheme="minorHAnsi" w:cstheme="minorHAnsi"/>
+                <w:b/>
+                <w:color w:val="000000"/>
+                <w:lang w:val="en-US" w:eastAsia="en-US" w:bidi="ne-NP"/>
+              </w:rPr>
+            </w:pPr>
+            <w:r>
+              <w:rPr>
+                <w:rStyle w:val="Strong"/>
+                <w:rFonts w:asciiTheme="minorHAnsi" w:hAnsiTheme="minorHAnsi" w:cstheme="minorHAnsi"/>
+              </w:rPr>
+              <w:t>{%p for f in item.features %}</w:t>
+            </w:r>
+            <w:r>
+              <w:rPr>
+                <w:rFonts w:asciiTheme="minorHAnsi" w:hAnsiTheme="minorHAnsi" w:cstheme="minorHAnsi"/>
+              </w:rPr>
+            </w:r>
+            <w:proofErr w:type="spellStart"/>
+            <w:r>
+              <w:rPr>
+                <w:rFonts w:asciiTheme="minorHAnsi" w:hAnsiTheme="minorHAnsi" w:cstheme="minorHAnsi"/>
+              </w:rPr>
+            </w:r>
+            <w:proofErr w:type="spellEnd"/>
+            <w:r>
+              <w:rPr>
+                <w:rFonts w:asciiTheme="minorHAnsi" w:hAnsiTheme="minorHAnsi" w:cstheme="minorHAnsi"/>
+              </w:rPr>
+            </w:r>
+            <w:proofErr w:type="spellStart"/>
+            <w:r>
+              <w:rPr>
+                <w:rFonts w:asciiTheme="minorHAnsi" w:hAnsiTheme="minorHAnsi" w:cstheme="minorHAnsi"/>
+              </w:rPr>
+            </w:r>
+            <w:proofErr w:type="spellEnd"/>
+            <w:r>
+              <w:rPr>
+                <w:rFonts w:asciiTheme="minorHAnsi" w:hAnsiTheme="minorHAnsi" w:cstheme="minorHAnsi"/>
+              </w:rPr>
+            </w:r>
+          </w:p>
+          <w:p>
+            <w:pPr>
+              <w:pStyle w:val="NormalWeb"/>
+              <w:shd w:val="clear" w:color="auto" w:fill="FFFFFF"/>
+              <w:spacing w:before="0" w:beforeAutospacing="0" w:after="0" w:afterAutospacing="0"/>
+              <w:rPr>
+                <w:rFonts w:asciiTheme="minorHAnsi" w:hAnsiTheme="minorHAnsi" w:cstheme="minorHAnsi"/>
+                <w:b/>
+                <w:color w:val="000000"/>
+                <w:lang w:val="en-US" w:eastAsia="en-US" w:bidi="ne-NP"/>
+              </w:rPr>
               <w:numPr>
                 <w:ilvl w:val="0"/>
                 <w:numId w:val="12"/>
               </w:numPr>
-              <w:shd w:val="clear" w:color="auto" w:fill="FFFFFF"/>
-              <w:spacing w:before="0" w:beforeAutospacing="0" w:after="0" w:afterAutospacing="0"/>
-              <w:rPr>
-                <w:rFonts w:asciiTheme="minorHAnsi" w:hAnsiTheme="minorHAnsi" w:cstheme="minorHAnsi"/>
-                <w:b/>
-                <w:color w:val="000000"/>
-                <w:lang w:val="en-US" w:eastAsia="en-US" w:bidi="ne-NP"/>
-              </w:rPr>
             </w:pPr>
             <w:r>
               <w:rPr>
                 <w:rStyle w:val="Strong"/>
                 <w:rFonts w:asciiTheme="minorHAnsi" w:hAnsiTheme="minorHAnsi" w:cstheme="minorHAnsi"/>
               </w:rPr>
-              <w:t>{%p for f in item.features %}</w:t>
+              <w:t>{{ f }}</w:t>
             </w:r>
             <w:r>
               <w:rPr>
@@ -1592,25 +1699,564 @@
           <w:p>
             <w:pPr>
               <w:pStyle w:val="NormalWeb"/>
+              <w:shd w:val="clear" w:color="auto" w:fill="FFFFFF"/>
+              <w:spacing w:before="0" w:beforeAutospacing="0" w:after="0" w:afterAutospacing="0"/>
+              <w:rPr>
+                <w:rFonts w:asciiTheme="minorHAnsi" w:hAnsiTheme="minorHAnsi" w:cstheme="minorHAnsi"/>
+                <w:b/>
+                <w:color w:val="000000"/>
+                <w:lang w:val="en-US" w:eastAsia="en-US" w:bidi="ne-NP"/>
+              </w:rPr>
+            </w:pPr>
+            <w:r>
+              <w:rPr>
+                <w:rStyle w:val="Strong"/>
+                <w:rFonts w:asciiTheme="minorHAnsi" w:hAnsiTheme="minorHAnsi" w:cstheme="minorHAnsi"/>
+              </w:rPr>
+              <w:t>{%p endfor %}</w:t>
+            </w:r>
+            <w:r>
+              <w:rPr>
+                <w:rFonts w:asciiTheme="minorHAnsi" w:hAnsiTheme="minorHAnsi" w:cstheme="minorHAnsi"/>
+              </w:rPr>
+            </w:r>
+            <w:proofErr w:type="spellStart"/>
+            <w:r>
+              <w:rPr>
+                <w:rFonts w:asciiTheme="minorHAnsi" w:hAnsiTheme="minorHAnsi" w:cstheme="minorHAnsi"/>
+              </w:rPr>
+            </w:r>
+            <w:proofErr w:type="spellEnd"/>
+            <w:r>
+              <w:rPr>
+                <w:rFonts w:asciiTheme="minorHAnsi" w:hAnsiTheme="minorHAnsi" w:cstheme="minorHAnsi"/>
+              </w:rPr>
+            </w:r>
+            <w:proofErr w:type="spellStart"/>
+            <w:r>
+              <w:rPr>
+                <w:rFonts w:asciiTheme="minorHAnsi" w:hAnsiTheme="minorHAnsi" w:cstheme="minorHAnsi"/>
+              </w:rPr>
+            </w:r>
+            <w:proofErr w:type="spellEnd"/>
+            <w:r>
+              <w:rPr>
+                <w:rFonts w:asciiTheme="minorHAnsi" w:hAnsiTheme="minorHAnsi" w:cstheme="minorHAnsi"/>
+              </w:rPr>
+            </w:r>
+          </w:p>
+          <w:p>
+            <w:pPr>
+              <w:pStyle w:val="NormalWeb"/>
+              <w:shd w:val="clear" w:color="auto" w:fill="FFFFFF"/>
+              <w:spacing w:before="0" w:beforeAutospacing="0" w:after="0" w:afterAutospacing="0"/>
+              <w:rPr>
+                <w:rFonts w:asciiTheme="minorHAnsi" w:hAnsiTheme="minorHAnsi" w:cstheme="minorHAnsi"/>
+                <w:b/>
+                <w:color w:val="000000"/>
+                <w:lang w:val="en-US" w:eastAsia="en-US" w:bidi="ne-NP"/>
+              </w:rPr>
+            </w:pPr>
+            <w:r>
+              <w:rPr>
+                <w:rStyle w:val="Strong"/>
+                <w:rFonts w:asciiTheme="minorHAnsi" w:hAnsiTheme="minorHAnsi" w:cstheme="minorHAnsi"/>
+              </w:rPr>
+              <w:t>{%p if item.mrp_formatted %}</w:t>
+            </w:r>
+            <w:r>
+              <w:rPr>
+                <w:rFonts w:asciiTheme="minorHAnsi" w:hAnsiTheme="minorHAnsi" w:cstheme="minorHAnsi"/>
+              </w:rPr>
+            </w:r>
+            <w:proofErr w:type="spellStart"/>
+            <w:r>
+              <w:rPr>
+                <w:rFonts w:asciiTheme="minorHAnsi" w:hAnsiTheme="minorHAnsi" w:cstheme="minorHAnsi"/>
+              </w:rPr>
+            </w:r>
+            <w:proofErr w:type="spellEnd"/>
+            <w:r>
+              <w:rPr>
+                <w:rFonts w:asciiTheme="minorHAnsi" w:hAnsiTheme="minorHAnsi" w:cstheme="minorHAnsi"/>
+              </w:rPr>
+            </w:r>
+            <w:proofErr w:type="spellStart"/>
+            <w:r>
+              <w:rPr>
+                <w:rFonts w:asciiTheme="minorHAnsi" w:hAnsiTheme="minorHAnsi" w:cstheme="minorHAnsi"/>
+              </w:rPr>
+            </w:r>
+            <w:proofErr w:type="spellEnd"/>
+            <w:r>
+              <w:rPr>
+                <w:rFonts w:asciiTheme="minorHAnsi" w:hAnsiTheme="minorHAnsi" w:cstheme="minorHAnsi"/>
+              </w:rPr>
+            </w:r>
+          </w:p>
+          <w:p>
+            <w:pPr>
+              <w:pStyle w:val="NormalWeb"/>
+              <w:shd w:val="clear" w:color="auto" w:fill="FFFFFF"/>
+              <w:spacing w:before="0" w:beforeAutospacing="0" w:after="0" w:afterAutospacing="0"/>
+              <w:rPr>
+                <w:rFonts w:asciiTheme="minorHAnsi" w:hAnsiTheme="minorHAnsi" w:cstheme="minorHAnsi"/>
+                <w:b/>
+                <w:color w:val="000000"/>
+                <w:lang w:val="en-US" w:eastAsia="en-US" w:bidi="ne-NP"/>
+              </w:rPr>
+            </w:pPr>
+            <w:r>
+              <w:rPr>
+                <w:rStyle w:val="Strong"/>
+                <w:rFonts w:asciiTheme="minorHAnsi" w:hAnsiTheme="minorHAnsi" w:cstheme="minorHAnsi"/>
+              </w:rPr>
+              <w:t>MRP: {{ item.mrp_formatted }}</w:t>
+            </w:r>
+            <w:r>
+              <w:rPr>
+                <w:rFonts w:asciiTheme="minorHAnsi" w:hAnsiTheme="minorHAnsi" w:cstheme="minorHAnsi"/>
+              </w:rPr>
+            </w:r>
+            <w:proofErr w:type="spellStart"/>
+            <w:r>
+              <w:rPr>
+                <w:rFonts w:asciiTheme="minorHAnsi" w:hAnsiTheme="minorHAnsi" w:cstheme="minorHAnsi"/>
+              </w:rPr>
+            </w:r>
+            <w:proofErr w:type="spellEnd"/>
+            <w:r>
+              <w:rPr>
+                <w:rFonts w:asciiTheme="minorHAnsi" w:hAnsiTheme="minorHAnsi" w:cstheme="minorHAnsi"/>
+              </w:rPr>
+            </w:r>
+            <w:proofErr w:type="spellStart"/>
+            <w:r>
+              <w:rPr>
+                <w:rFonts w:asciiTheme="minorHAnsi" w:hAnsiTheme="minorHAnsi" w:cstheme="minorHAnsi"/>
+              </w:rPr>
+            </w:r>
+            <w:proofErr w:type="spellEnd"/>
+            <w:r>
+              <w:rPr>
+                <w:rFonts w:asciiTheme="minorHAnsi" w:hAnsiTheme="minorHAnsi" w:cstheme="minorHAnsi"/>
+              </w:rPr>
+            </w:r>
+          </w:p>
+          <w:p>
+            <w:pPr>
+              <w:pStyle w:val="NormalWeb"/>
+              <w:shd w:val="clear" w:color="auto" w:fill="FFFFFF"/>
+              <w:spacing w:before="0" w:beforeAutospacing="0" w:after="0" w:afterAutospacing="0"/>
+              <w:rPr>
+                <w:rFonts w:asciiTheme="minorHAnsi" w:hAnsiTheme="minorHAnsi" w:cstheme="minorHAnsi"/>
+                <w:b/>
+                <w:color w:val="000000"/>
+                <w:lang w:val="en-US" w:eastAsia="en-US" w:bidi="ne-NP"/>
+              </w:rPr>
+            </w:pPr>
+            <w:r>
+              <w:rPr>
+                <w:rStyle w:val="Strong"/>
+                <w:rFonts w:asciiTheme="minorHAnsi" w:hAnsiTheme="minorHAnsi" w:cstheme="minorHAnsi"/>
+              </w:rPr>
+              <w:t>{%p endif %}</w:t>
+            </w:r>
+            <w:r>
+              <w:rPr>
+                <w:rFonts w:asciiTheme="minorHAnsi" w:hAnsiTheme="minorHAnsi" w:cstheme="minorHAnsi"/>
+              </w:rPr>
+            </w:r>
+            <w:proofErr w:type="spellStart"/>
+            <w:r>
+              <w:rPr>
+                <w:rFonts w:asciiTheme="minorHAnsi" w:hAnsiTheme="minorHAnsi" w:cstheme="minorHAnsi"/>
+              </w:rPr>
+            </w:r>
+            <w:proofErr w:type="spellEnd"/>
+            <w:r>
+              <w:rPr>
+                <w:rFonts w:asciiTheme="minorHAnsi" w:hAnsiTheme="minorHAnsi" w:cstheme="minorHAnsi"/>
+              </w:rPr>
+            </w:r>
+            <w:proofErr w:type="spellStart"/>
+            <w:r>
+              <w:rPr>
+                <w:rFonts w:asciiTheme="minorHAnsi" w:hAnsiTheme="minorHAnsi" w:cstheme="minorHAnsi"/>
+              </w:rPr>
+            </w:r>
+            <w:proofErr w:type="spellEnd"/>
+            <w:r>
+              <w:rPr>
+                <w:rFonts w:asciiTheme="minorHAnsi" w:hAnsiTheme="minorHAnsi" w:cstheme="minorHAnsi"/>
+              </w:rPr>
+            </w:r>
+          </w:p>
+          <w:p>
+            <w:pPr>
+              <w:pStyle w:val="NormalWeb"/>
+              <w:shd w:val="clear" w:color="auto" w:fill="FFFFFF"/>
+              <w:spacing w:before="0" w:beforeAutospacing="0" w:after="0" w:afterAutospacing="0"/>
+              <w:rPr>
+                <w:rFonts w:asciiTheme="minorHAnsi" w:hAnsiTheme="minorHAnsi" w:cstheme="minorHAnsi"/>
+                <w:b/>
+                <w:color w:val="000000"/>
+                <w:lang w:val="en-US" w:eastAsia="en-US" w:bidi="ne-NP"/>
+              </w:rPr>
+            </w:pPr>
+            <w:r>
+              <w:rPr>
+                <w:rStyle w:val="Strong"/>
+                <w:rFonts w:asciiTheme="minorHAnsi" w:hAnsiTheme="minorHAnsi" w:cstheme="minorHAnsi"/>
+              </w:rPr>
+              <w:t>{%p if item.warranty %}</w:t>
+            </w:r>
+            <w:r>
+              <w:rPr>
+                <w:rFonts w:asciiTheme="minorHAnsi" w:hAnsiTheme="minorHAnsi" w:cstheme="minorHAnsi"/>
+              </w:rPr>
+            </w:r>
+            <w:proofErr w:type="spellStart"/>
+            <w:r>
+              <w:rPr>
+                <w:rFonts w:asciiTheme="minorHAnsi" w:hAnsiTheme="minorHAnsi" w:cstheme="minorHAnsi"/>
+              </w:rPr>
+            </w:r>
+            <w:proofErr w:type="spellEnd"/>
+            <w:r>
+              <w:rPr>
+                <w:rFonts w:asciiTheme="minorHAnsi" w:hAnsiTheme="minorHAnsi" w:cstheme="minorHAnsi"/>
+              </w:rPr>
+            </w:r>
+            <w:proofErr w:type="spellStart"/>
+            <w:r>
+              <w:rPr>
+                <w:rFonts w:asciiTheme="minorHAnsi" w:hAnsiTheme="minorHAnsi" w:cstheme="minorHAnsi"/>
+              </w:rPr>
+            </w:r>
+            <w:proofErr w:type="spellEnd"/>
+            <w:r>
+              <w:rPr>
+                <w:rFonts w:asciiTheme="minorHAnsi" w:hAnsiTheme="minorHAnsi" w:cstheme="minorHAnsi"/>
+              </w:rPr>
+            </w:r>
+          </w:p>
+          <w:p>
+            <w:pPr>
+              <w:pStyle w:val="NormalWeb"/>
+              <w:shd w:val="clear" w:color="auto" w:fill="FFFFFF"/>
+              <w:spacing w:before="0" w:beforeAutospacing="0" w:after="0" w:afterAutospacing="0"/>
+              <w:rPr>
+                <w:rFonts w:asciiTheme="minorHAnsi" w:hAnsiTheme="minorHAnsi" w:cstheme="minorHAnsi"/>
+                <w:b/>
+                <w:color w:val="000000"/>
+                <w:lang w:val="en-US" w:eastAsia="en-US" w:bidi="ne-NP"/>
+              </w:rPr>
+            </w:pPr>
+            <w:r>
+              <w:rPr>
+                <w:rStyle w:val="Strong"/>
+                <w:rFonts w:asciiTheme="minorHAnsi" w:hAnsiTheme="minorHAnsi" w:cstheme="minorHAnsi"/>
+              </w:rPr>
+              <w:t>Warranty: {{ item.warranty }}</w:t>
+            </w:r>
+            <w:r>
+              <w:rPr>
+                <w:rFonts w:asciiTheme="minorHAnsi" w:hAnsiTheme="minorHAnsi" w:cstheme="minorHAnsi"/>
+              </w:rPr>
+            </w:r>
+            <w:proofErr w:type="spellStart"/>
+            <w:r>
+              <w:rPr>
+                <w:rFonts w:asciiTheme="minorHAnsi" w:hAnsiTheme="minorHAnsi" w:cstheme="minorHAnsi"/>
+              </w:rPr>
+            </w:r>
+            <w:proofErr w:type="spellEnd"/>
+            <w:r>
+              <w:rPr>
+                <w:rFonts w:asciiTheme="minorHAnsi" w:hAnsiTheme="minorHAnsi" w:cstheme="minorHAnsi"/>
+              </w:rPr>
+            </w:r>
+            <w:proofErr w:type="spellStart"/>
+            <w:r>
+              <w:rPr>
+                <w:rFonts w:asciiTheme="minorHAnsi" w:hAnsiTheme="minorHAnsi" w:cstheme="minorHAnsi"/>
+              </w:rPr>
+            </w:r>
+            <w:proofErr w:type="spellEnd"/>
+            <w:r>
+              <w:rPr>
+                <w:rFonts w:asciiTheme="minorHAnsi" w:hAnsiTheme="minorHAnsi" w:cstheme="minorHAnsi"/>
+              </w:rPr>
+            </w:r>
+          </w:p>
+          <w:p>
+            <w:pPr>
+              <w:pStyle w:val="NormalWeb"/>
+              <w:shd w:val="clear" w:color="auto" w:fill="FFFFFF"/>
+              <w:spacing w:before="0" w:beforeAutospacing="0" w:after="0" w:afterAutospacing="0"/>
+              <w:rPr>
+                <w:rFonts w:asciiTheme="minorHAnsi" w:hAnsiTheme="minorHAnsi" w:cstheme="minorHAnsi"/>
+                <w:b/>
+                <w:color w:val="000000"/>
+                <w:lang w:val="en-US" w:eastAsia="en-US" w:bidi="ne-NP"/>
+              </w:rPr>
+            </w:pPr>
+            <w:r>
+              <w:rPr>
+                <w:rStyle w:val="Strong"/>
+                <w:rFonts w:asciiTheme="minorHAnsi" w:hAnsiTheme="minorHAnsi" w:cstheme="minorHAnsi"/>
+              </w:rPr>
+              <w:t>{%p endif %}</w:t>
+            </w:r>
+            <w:r>
+              <w:rPr>
+                <w:rFonts w:asciiTheme="minorHAnsi" w:hAnsiTheme="minorHAnsi" w:cstheme="minorHAnsi"/>
+              </w:rPr>
+            </w:r>
+            <w:proofErr w:type="spellStart"/>
+            <w:r>
+              <w:rPr>
+                <w:rFonts w:asciiTheme="minorHAnsi" w:hAnsiTheme="minorHAnsi" w:cstheme="minorHAnsi"/>
+              </w:rPr>
+            </w:r>
+            <w:proofErr w:type="spellEnd"/>
+            <w:r>
+              <w:rPr>
+                <w:rFonts w:asciiTheme="minorHAnsi" w:hAnsiTheme="minorHAnsi" w:cstheme="minorHAnsi"/>
+              </w:rPr>
+            </w:r>
+            <w:proofErr w:type="spellStart"/>
+            <w:r>
+              <w:rPr>
+                <w:rFonts w:asciiTheme="minorHAnsi" w:hAnsiTheme="minorHAnsi" w:cstheme="minorHAnsi"/>
+              </w:rPr>
+            </w:r>
+            <w:proofErr w:type="spellEnd"/>
+            <w:r>
+              <w:rPr>
+                <w:rFonts w:asciiTheme="minorHAnsi" w:hAnsiTheme="minorHAnsi" w:cstheme="minorHAnsi"/>
+              </w:rPr>
+            </w:r>
+          </w:p>
+          <w:p>
+            <w:pPr>
+              <w:pStyle w:val="NormalWeb"/>
+              <w:shd w:val="clear" w:color="auto" w:fill="FFFFFF"/>
+              <w:spacing w:before="0" w:beforeAutospacing="0" w:after="0" w:afterAutospacing="0"/>
+              <w:rPr>
+                <w:rFonts w:asciiTheme="minorHAnsi" w:hAnsiTheme="minorHAnsi" w:cstheme="minorHAnsi"/>
+                <w:b/>
+                <w:color w:val="000000"/>
+                <w:lang w:val="en-US" w:eastAsia="en-US" w:bidi="ne-NP"/>
+              </w:rPr>
+            </w:pPr>
+            <w:r>
+              <w:rPr>
+                <w:rStyle w:val="Strong"/>
+                <w:rFonts w:asciiTheme="minorHAnsi" w:hAnsiTheme="minorHAnsi" w:cstheme="minorHAnsi"/>
+              </w:rPr>
+              <w:t>{%p if item.specifications %}</w:t>
+            </w:r>
+            <w:r>
+              <w:rPr>
+                <w:rFonts w:asciiTheme="minorHAnsi" w:hAnsiTheme="minorHAnsi" w:cstheme="minorHAnsi"/>
+              </w:rPr>
+            </w:r>
+            <w:proofErr w:type="spellStart"/>
+            <w:r>
+              <w:rPr>
+                <w:rFonts w:asciiTheme="minorHAnsi" w:hAnsiTheme="minorHAnsi" w:cstheme="minorHAnsi"/>
+              </w:rPr>
+            </w:r>
+            <w:proofErr w:type="spellEnd"/>
+            <w:r>
+              <w:rPr>
+                <w:rFonts w:asciiTheme="minorHAnsi" w:hAnsiTheme="minorHAnsi" w:cstheme="minorHAnsi"/>
+              </w:rPr>
+            </w:r>
+            <w:proofErr w:type="spellStart"/>
+            <w:r>
+              <w:rPr>
+                <w:rFonts w:asciiTheme="minorHAnsi" w:hAnsiTheme="minorHAnsi" w:cstheme="minorHAnsi"/>
+              </w:rPr>
+            </w:r>
+            <w:proofErr w:type="spellEnd"/>
+            <w:r>
+              <w:rPr>
+                <w:rFonts w:asciiTheme="minorHAnsi" w:hAnsiTheme="minorHAnsi" w:cstheme="minorHAnsi"/>
+              </w:rPr>
+            </w:r>
+          </w:p>
+          <w:p>
+            <w:pPr>
+              <w:pStyle w:val="NormalWeb"/>
+              <w:shd w:val="clear" w:color="auto" w:fill="FFFFFF"/>
+              <w:spacing w:before="0" w:beforeAutospacing="0" w:after="0" w:afterAutospacing="0"/>
+              <w:rPr>
+                <w:rFonts w:asciiTheme="minorHAnsi" w:hAnsiTheme="minorHAnsi" w:cstheme="minorHAnsi"/>
+                <w:b/>
+                <w:color w:val="000000"/>
+                <w:lang w:val="en-US" w:eastAsia="en-US" w:bidi="ne-NP"/>
+              </w:rPr>
+            </w:pPr>
+            <w:r>
+              <w:rPr>
+                <w:rStyle w:val="Strong"/>
+                <w:rFonts w:asciiTheme="minorHAnsi" w:hAnsiTheme="minorHAnsi" w:cstheme="minorHAnsi"/>
+              </w:rPr>
+              <w:t>Technical Specifications :</w:t>
+            </w:r>
+            <w:r>
+              <w:rPr>
+                <w:rFonts w:asciiTheme="minorHAnsi" w:hAnsiTheme="minorHAnsi" w:cstheme="minorHAnsi"/>
+              </w:rPr>
+            </w:r>
+            <w:proofErr w:type="spellStart"/>
+            <w:r>
+              <w:rPr>
+                <w:rFonts w:asciiTheme="minorHAnsi" w:hAnsiTheme="minorHAnsi" w:cstheme="minorHAnsi"/>
+              </w:rPr>
+            </w:r>
+            <w:proofErr w:type="spellEnd"/>
+            <w:r>
+              <w:rPr>
+                <w:rFonts w:asciiTheme="minorHAnsi" w:hAnsiTheme="minorHAnsi" w:cstheme="minorHAnsi"/>
+              </w:rPr>
+            </w:r>
+            <w:proofErr w:type="spellStart"/>
+            <w:r>
+              <w:rPr>
+                <w:rFonts w:asciiTheme="minorHAnsi" w:hAnsiTheme="minorHAnsi" w:cstheme="minorHAnsi"/>
+              </w:rPr>
+            </w:r>
+            <w:proofErr w:type="spellEnd"/>
+            <w:r>
+              <w:rPr>
+                <w:rFonts w:asciiTheme="minorHAnsi" w:hAnsiTheme="minorHAnsi" w:cstheme="minorHAnsi"/>
+              </w:rPr>
+            </w:r>
+          </w:p>
+          <w:p>
+            <w:pPr>
+              <w:pStyle w:val="NormalWeb"/>
+              <w:shd w:val="clear" w:color="auto" w:fill="FFFFFF"/>
+              <w:spacing w:before="0" w:beforeAutospacing="0" w:after="0" w:afterAutospacing="0"/>
+              <w:rPr>
+                <w:rFonts w:asciiTheme="minorHAnsi" w:hAnsiTheme="minorHAnsi" w:cstheme="minorHAnsi"/>
+                <w:b/>
+                <w:color w:val="000000"/>
+                <w:lang w:val="en-US" w:eastAsia="en-US" w:bidi="ne-NP"/>
+              </w:rPr>
+            </w:pPr>
+            <w:r>
+              <w:rPr>
+                <w:rStyle w:val="Strong"/>
+                <w:rFonts w:asciiTheme="minorHAnsi" w:hAnsiTheme="minorHAnsi" w:cstheme="minorHAnsi"/>
+              </w:rPr>
+              <w:t>{%p endif %}</w:t>
+            </w:r>
+            <w:r>
+              <w:rPr>
+                <w:rFonts w:asciiTheme="minorHAnsi" w:hAnsiTheme="minorHAnsi" w:cstheme="minorHAnsi"/>
+              </w:rPr>
+            </w:r>
+            <w:proofErr w:type="spellStart"/>
+            <w:r>
+              <w:rPr>
+                <w:rFonts w:asciiTheme="minorHAnsi" w:hAnsiTheme="minorHAnsi" w:cstheme="minorHAnsi"/>
+              </w:rPr>
+            </w:r>
+            <w:proofErr w:type="spellEnd"/>
+            <w:r>
+              <w:rPr>
+                <w:rFonts w:asciiTheme="minorHAnsi" w:hAnsiTheme="minorHAnsi" w:cstheme="minorHAnsi"/>
+              </w:rPr>
+            </w:r>
+            <w:proofErr w:type="spellStart"/>
+            <w:r>
+              <w:rPr>
+                <w:rFonts w:asciiTheme="minorHAnsi" w:hAnsiTheme="minorHAnsi" w:cstheme="minorHAnsi"/>
+              </w:rPr>
+            </w:r>
+            <w:proofErr w:type="spellEnd"/>
+            <w:r>
+              <w:rPr>
+                <w:rFonts w:asciiTheme="minorHAnsi" w:hAnsiTheme="minorHAnsi" w:cstheme="minorHAnsi"/>
+              </w:rPr>
+            </w:r>
+          </w:p>
+          <w:p>
+            <w:pPr>
+              <w:pStyle w:val="NormalWeb"/>
+              <w:shd w:val="clear" w:color="auto" w:fill="FFFFFF"/>
+              <w:spacing w:before="0" w:beforeAutospacing="0" w:after="0" w:afterAutospacing="0"/>
+              <w:rPr>
+                <w:rFonts w:asciiTheme="minorHAnsi" w:hAnsiTheme="minorHAnsi" w:cstheme="minorHAnsi"/>
+                <w:b/>
+                <w:color w:val="000000"/>
+                <w:lang w:val="en-US" w:eastAsia="en-US" w:bidi="ne-NP"/>
+              </w:rPr>
+            </w:pPr>
+            <w:r>
+              <w:rPr>
+                <w:rStyle w:val="Strong"/>
+                <w:rFonts w:asciiTheme="minorHAnsi" w:hAnsiTheme="minorHAnsi" w:cstheme="minorHAnsi"/>
+              </w:rPr>
+              <w:t>{%p for s in item.specifications %}</w:t>
+            </w:r>
+            <w:r>
+              <w:rPr>
+                <w:rFonts w:asciiTheme="minorHAnsi" w:hAnsiTheme="minorHAnsi" w:cstheme="minorHAnsi"/>
+              </w:rPr>
+            </w:r>
+            <w:proofErr w:type="spellStart"/>
+            <w:r>
+              <w:rPr>
+                <w:rFonts w:asciiTheme="minorHAnsi" w:hAnsiTheme="minorHAnsi" w:cstheme="minorHAnsi"/>
+              </w:rPr>
+            </w:r>
+            <w:proofErr w:type="spellEnd"/>
+            <w:r>
+              <w:rPr>
+                <w:rFonts w:asciiTheme="minorHAnsi" w:hAnsiTheme="minorHAnsi" w:cstheme="minorHAnsi"/>
+              </w:rPr>
+            </w:r>
+            <w:proofErr w:type="spellStart"/>
+            <w:r>
+              <w:rPr>
+                <w:rFonts w:asciiTheme="minorHAnsi" w:hAnsiTheme="minorHAnsi" w:cstheme="minorHAnsi"/>
+              </w:rPr>
+            </w:r>
+            <w:proofErr w:type="spellEnd"/>
+            <w:r>
+              <w:rPr>
+                <w:rFonts w:asciiTheme="minorHAnsi" w:hAnsiTheme="minorHAnsi" w:cstheme="minorHAnsi"/>
+              </w:rPr>
+            </w:r>
+          </w:p>
+          <w:p>
+            <w:pPr>
+              <w:pStyle w:val="NormalWeb"/>
+              <w:shd w:val="clear" w:color="auto" w:fill="FFFFFF"/>
+              <w:spacing w:before="0" w:beforeAutospacing="0" w:after="0" w:afterAutospacing="0"/>
+              <w:rPr>
+                <w:rFonts w:asciiTheme="minorHAnsi" w:hAnsiTheme="minorHAnsi" w:cstheme="minorHAnsi"/>
+                <w:b/>
+                <w:color w:val="000000"/>
+                <w:lang w:val="en-US" w:eastAsia="en-US" w:bidi="ne-NP"/>
+              </w:rPr>
               <w:numPr>
                 <w:ilvl w:val="0"/>
                 <w:numId w:val="12"/>
               </w:numPr>
-              <w:shd w:val="clear" w:color="auto" w:fill="FFFFFF"/>
-              <w:spacing w:before="0" w:beforeAutospacing="0" w:after="0" w:afterAutospacing="0"/>
-              <w:rPr>
-                <w:rFonts w:asciiTheme="minorHAnsi" w:hAnsiTheme="minorHAnsi" w:cstheme="minorHAnsi"/>
-                <w:b/>
-                <w:color w:val="000000"/>
-                <w:lang w:val="en-US" w:eastAsia="en-US" w:bidi="ne-NP"/>
-              </w:rPr>
             </w:pPr>
             <w:r>
               <w:rPr>
                 <w:rStyle w:val="Strong"/>
                 <w:rFonts w:asciiTheme="minorHAnsi" w:hAnsiTheme="minorHAnsi" w:cstheme="minorHAnsi"/>
               </w:rPr>
-              <w:t>{{ f }}</w:t>
+              <w:t>{{ s }}</w:t>
             </w:r>
             <w:r>
               <w:rPr>
@@ -1645,25 +2291,270 @@
           <w:p>
             <w:pPr>
               <w:pStyle w:val="NormalWeb"/>
+              <w:shd w:val="clear" w:color="auto" w:fill="FFFFFF"/>
+              <w:spacing w:before="0" w:beforeAutospacing="0" w:after="0" w:afterAutospacing="0"/>
+              <w:rPr>
+                <w:rFonts w:asciiTheme="minorHAnsi" w:hAnsiTheme="minorHAnsi" w:cstheme="minorHAnsi"/>
+                <w:b/>
+                <w:color w:val="000000"/>
+                <w:lang w:val="en-US" w:eastAsia="en-US" w:bidi="ne-NP"/>
+              </w:rPr>
+            </w:pPr>
+            <w:r>
+              <w:rPr>
+                <w:rStyle w:val="Strong"/>
+                <w:rFonts w:asciiTheme="minorHAnsi" w:hAnsiTheme="minorHAnsi" w:cstheme="minorHAnsi"/>
+              </w:rPr>
+              <w:t>{%p endfor %}</w:t>
+            </w:r>
+            <w:r>
+              <w:rPr>
+                <w:rFonts w:asciiTheme="minorHAnsi" w:hAnsiTheme="minorHAnsi" w:cstheme="minorHAnsi"/>
+              </w:rPr>
+            </w:r>
+            <w:proofErr w:type="spellStart"/>
+            <w:r>
+              <w:rPr>
+                <w:rFonts w:asciiTheme="minorHAnsi" w:hAnsiTheme="minorHAnsi" w:cstheme="minorHAnsi"/>
+              </w:rPr>
+            </w:r>
+            <w:proofErr w:type="spellEnd"/>
+            <w:r>
+              <w:rPr>
+                <w:rFonts w:asciiTheme="minorHAnsi" w:hAnsiTheme="minorHAnsi" w:cstheme="minorHAnsi"/>
+              </w:rPr>
+            </w:r>
+            <w:proofErr w:type="spellStart"/>
+            <w:r>
+              <w:rPr>
+                <w:rFonts w:asciiTheme="minorHAnsi" w:hAnsiTheme="minorHAnsi" w:cstheme="minorHAnsi"/>
+              </w:rPr>
+            </w:r>
+            <w:proofErr w:type="spellEnd"/>
+            <w:r>
+              <w:rPr>
+                <w:rFonts w:asciiTheme="minorHAnsi" w:hAnsiTheme="minorHAnsi" w:cstheme="minorHAnsi"/>
+              </w:rPr>
+            </w:r>
+          </w:p>
+          <w:p>
+            <w:pPr>
+              <w:pStyle w:val="NormalWeb"/>
+              <w:shd w:val="clear" w:color="auto" w:fill="FFFFFF"/>
+              <w:spacing w:before="0" w:beforeAutospacing="0" w:after="0" w:afterAutospacing="0"/>
+              <w:rPr>
+                <w:rFonts w:asciiTheme="minorHAnsi" w:hAnsiTheme="minorHAnsi" w:cstheme="minorHAnsi"/>
+                <w:b/>
+                <w:color w:val="000000"/>
+                <w:lang w:val="en-US" w:eastAsia="en-US" w:bidi="ne-NP"/>
+              </w:rPr>
+            </w:pPr>
+            <w:r>
+              <w:rPr>
+                <w:rStyle w:val="Strong"/>
+                <w:rFonts w:asciiTheme="minorHAnsi" w:hAnsiTheme="minorHAnsi" w:cstheme="minorHAnsi"/>
+              </w:rPr>
+              <w:t>{%p if item.accessories %}</w:t>
+            </w:r>
+            <w:r>
+              <w:rPr>
+                <w:rFonts w:asciiTheme="minorHAnsi" w:hAnsiTheme="minorHAnsi" w:cstheme="minorHAnsi"/>
+              </w:rPr>
+            </w:r>
+            <w:proofErr w:type="spellStart"/>
+            <w:r>
+              <w:rPr>
+                <w:rFonts w:asciiTheme="minorHAnsi" w:hAnsiTheme="minorHAnsi" w:cstheme="minorHAnsi"/>
+              </w:rPr>
+            </w:r>
+            <w:proofErr w:type="spellEnd"/>
+            <w:r>
+              <w:rPr>
+                <w:rFonts w:asciiTheme="minorHAnsi" w:hAnsiTheme="minorHAnsi" w:cstheme="minorHAnsi"/>
+              </w:rPr>
+            </w:r>
+            <w:proofErr w:type="spellStart"/>
+            <w:r>
+              <w:rPr>
+                <w:rFonts w:asciiTheme="minorHAnsi" w:hAnsiTheme="minorHAnsi" w:cstheme="minorHAnsi"/>
+              </w:rPr>
+            </w:r>
+            <w:proofErr w:type="spellEnd"/>
+            <w:r>
+              <w:rPr>
+                <w:rFonts w:asciiTheme="minorHAnsi" w:hAnsiTheme="minorHAnsi" w:cstheme="minorHAnsi"/>
+              </w:rPr>
+            </w:r>
+          </w:p>
+          <w:p>
+            <w:pPr>
+              <w:pStyle w:val="NormalWeb"/>
+              <w:shd w:val="clear" w:color="auto" w:fill="FFFFFF"/>
+              <w:spacing w:before="0" w:beforeAutospacing="0" w:after="0" w:afterAutospacing="0"/>
+              <w:rPr>
+                <w:rFonts w:asciiTheme="minorHAnsi" w:hAnsiTheme="minorHAnsi" w:cstheme="minorHAnsi"/>
+                <w:b/>
+                <w:color w:val="000000"/>
+                <w:lang w:val="en-US" w:eastAsia="en-US" w:bidi="ne-NP"/>
+              </w:rPr>
+            </w:pPr>
+            <w:r>
+              <w:rPr>
+                <w:rStyle w:val="Strong"/>
+                <w:rFonts w:asciiTheme="minorHAnsi" w:hAnsiTheme="minorHAnsi" w:cstheme="minorHAnsi"/>
+              </w:rPr>
+              <w:t>Accessories :</w:t>
+            </w:r>
+            <w:r>
+              <w:rPr>
+                <w:rFonts w:asciiTheme="minorHAnsi" w:hAnsiTheme="minorHAnsi" w:cstheme="minorHAnsi"/>
+              </w:rPr>
+            </w:r>
+            <w:proofErr w:type="spellStart"/>
+            <w:r>
+              <w:rPr>
+                <w:rFonts w:asciiTheme="minorHAnsi" w:hAnsiTheme="minorHAnsi" w:cstheme="minorHAnsi"/>
+              </w:rPr>
+            </w:r>
+            <w:proofErr w:type="spellEnd"/>
+            <w:r>
+              <w:rPr>
+                <w:rFonts w:asciiTheme="minorHAnsi" w:hAnsiTheme="minorHAnsi" w:cstheme="minorHAnsi"/>
+              </w:rPr>
+            </w:r>
+            <w:proofErr w:type="spellStart"/>
+            <w:r>
+              <w:rPr>
+                <w:rFonts w:asciiTheme="minorHAnsi" w:hAnsiTheme="minorHAnsi" w:cstheme="minorHAnsi"/>
+              </w:rPr>
+            </w:r>
+            <w:proofErr w:type="spellEnd"/>
+            <w:r>
+              <w:rPr>
+                <w:rFonts w:asciiTheme="minorHAnsi" w:hAnsiTheme="minorHAnsi" w:cstheme="minorHAnsi"/>
+              </w:rPr>
+            </w:r>
+          </w:p>
+          <w:p>
+            <w:pPr>
+              <w:pStyle w:val="NormalWeb"/>
+              <w:shd w:val="clear" w:color="auto" w:fill="FFFFFF"/>
+              <w:spacing w:before="0" w:beforeAutospacing="0" w:after="0" w:afterAutospacing="0"/>
+              <w:rPr>
+                <w:rFonts w:asciiTheme="minorHAnsi" w:hAnsiTheme="minorHAnsi" w:cstheme="minorHAnsi"/>
+                <w:b/>
+                <w:color w:val="000000"/>
+                <w:lang w:val="en-US" w:eastAsia="en-US" w:bidi="ne-NP"/>
+              </w:rPr>
+            </w:pPr>
+            <w:r>
+              <w:rPr>
+                <w:rStyle w:val="Strong"/>
+                <w:rFonts w:asciiTheme="minorHAnsi" w:hAnsiTheme="minorHAnsi" w:cstheme="minorHAnsi"/>
+              </w:rPr>
+              <w:t>{%p endif %}</w:t>
+            </w:r>
+            <w:r>
+              <w:rPr>
+                <w:rFonts w:asciiTheme="minorHAnsi" w:hAnsiTheme="minorHAnsi" w:cstheme="minorHAnsi"/>
+              </w:rPr>
+            </w:r>
+            <w:proofErr w:type="spellStart"/>
+            <w:r>
+              <w:rPr>
+                <w:rFonts w:asciiTheme="minorHAnsi" w:hAnsiTheme="minorHAnsi" w:cstheme="minorHAnsi"/>
+              </w:rPr>
+            </w:r>
+            <w:proofErr w:type="spellEnd"/>
+            <w:r>
+              <w:rPr>
+                <w:rFonts w:asciiTheme="minorHAnsi" w:hAnsiTheme="minorHAnsi" w:cstheme="minorHAnsi"/>
+              </w:rPr>
+            </w:r>
+            <w:proofErr w:type="spellStart"/>
+            <w:r>
+              <w:rPr>
+                <w:rFonts w:asciiTheme="minorHAnsi" w:hAnsiTheme="minorHAnsi" w:cstheme="minorHAnsi"/>
+              </w:rPr>
+            </w:r>
+            <w:proofErr w:type="spellEnd"/>
+            <w:r>
+              <w:rPr>
+                <w:rFonts w:asciiTheme="minorHAnsi" w:hAnsiTheme="minorHAnsi" w:cstheme="minorHAnsi"/>
+              </w:rPr>
+            </w:r>
+          </w:p>
+          <w:p>
+            <w:pPr>
+              <w:pStyle w:val="NormalWeb"/>
+              <w:shd w:val="clear" w:color="auto" w:fill="FFFFFF"/>
+              <w:spacing w:before="0" w:beforeAutospacing="0" w:after="0" w:afterAutospacing="0"/>
+              <w:rPr>
+                <w:rFonts w:asciiTheme="minorHAnsi" w:hAnsiTheme="minorHAnsi" w:cstheme="minorHAnsi"/>
+                <w:b/>
+                <w:color w:val="000000"/>
+                <w:lang w:val="en-US" w:eastAsia="en-US" w:bidi="ne-NP"/>
+              </w:rPr>
+            </w:pPr>
+            <w:r>
+              <w:rPr>
+                <w:rStyle w:val="Strong"/>
+                <w:rFonts w:asciiTheme="minorHAnsi" w:hAnsiTheme="minorHAnsi" w:cstheme="minorHAnsi"/>
+              </w:rPr>
+              <w:t>{%p for a in item.accessories %}</w:t>
+            </w:r>
+            <w:r>
+              <w:rPr>
+                <w:rFonts w:asciiTheme="minorHAnsi" w:hAnsiTheme="minorHAnsi" w:cstheme="minorHAnsi"/>
+              </w:rPr>
+            </w:r>
+            <w:proofErr w:type="spellStart"/>
+            <w:r>
+              <w:rPr>
+                <w:rFonts w:asciiTheme="minorHAnsi" w:hAnsiTheme="minorHAnsi" w:cstheme="minorHAnsi"/>
+              </w:rPr>
+            </w:r>
+            <w:proofErr w:type="spellEnd"/>
+            <w:r>
+              <w:rPr>
+                <w:rFonts w:asciiTheme="minorHAnsi" w:hAnsiTheme="minorHAnsi" w:cstheme="minorHAnsi"/>
+              </w:rPr>
+            </w:r>
+            <w:proofErr w:type="spellStart"/>
+            <w:r>
+              <w:rPr>
+                <w:rFonts w:asciiTheme="minorHAnsi" w:hAnsiTheme="minorHAnsi" w:cstheme="minorHAnsi"/>
+              </w:rPr>
+            </w:r>
+            <w:proofErr w:type="spellEnd"/>
+            <w:r>
+              <w:rPr>
+                <w:rFonts w:asciiTheme="minorHAnsi" w:hAnsiTheme="minorHAnsi" w:cstheme="minorHAnsi"/>
+              </w:rPr>
+            </w:r>
+          </w:p>
+          <w:p>
+            <w:pPr>
+              <w:pStyle w:val="NormalWeb"/>
+              <w:shd w:val="clear" w:color="auto" w:fill="FFFFFF"/>
+              <w:spacing w:before="0" w:beforeAutospacing="0" w:after="0" w:afterAutospacing="0"/>
+              <w:rPr>
+                <w:rFonts w:asciiTheme="minorHAnsi" w:hAnsiTheme="minorHAnsi" w:cstheme="minorHAnsi"/>
+                <w:b/>
+                <w:color w:val="000000"/>
+                <w:lang w:val="en-US" w:eastAsia="en-US" w:bidi="ne-NP"/>
+              </w:rPr>
               <w:numPr>
                 <w:ilvl w:val="0"/>
                 <w:numId w:val="12"/>
               </w:numPr>
-              <w:shd w:val="clear" w:color="auto" w:fill="FFFFFF"/>
-              <w:spacing w:before="0" w:beforeAutospacing="0" w:after="0" w:afterAutospacing="0"/>
-              <w:rPr>
-                <w:rFonts w:asciiTheme="minorHAnsi" w:hAnsiTheme="minorHAnsi" w:cstheme="minorHAnsi"/>
-                <w:b/>
-                <w:color w:val="000000"/>
-                <w:lang w:val="en-US" w:eastAsia="en-US" w:bidi="ne-NP"/>
-              </w:rPr>
             </w:pPr>
             <w:r>
               <w:rPr>
                 <w:rStyle w:val="Strong"/>
                 <w:rFonts w:asciiTheme="minorHAnsi" w:hAnsiTheme="minorHAnsi" w:cstheme="minorHAnsi"/>
               </w:rPr>
-              <w:t>{%p endfor %}</w:t>
+              <w:t>{{ a }}</w:t>
             </w:r>
             <w:r>
               <w:rPr>
@@ -1698,10 +2589,6 @@
           <w:p>
             <w:pPr>
               <w:pStyle w:val="NormalWeb"/>
-              <w:numPr>
-                <w:ilvl w:val="0"/>
-                <w:numId w:val="12"/>
-              </w:numPr>
               <w:shd w:val="clear" w:color="auto" w:fill="FFFFFF"/>
               <w:spacing w:before="0" w:beforeAutospacing="0" w:after="0" w:afterAutospacing="0"/>
               <w:rPr>
@@ -1716,7 +2603,7 @@
                 <w:rStyle w:val="Strong"/>
                 <w:rFonts w:asciiTheme="minorHAnsi" w:hAnsiTheme="minorHAnsi" w:cstheme="minorHAnsi"/>
               </w:rPr>
-              <w:t>{{ ('MRP: ' + item.mrp_formatted) if item.mrp_formatted else '' }}</w:t>
+              <w:t>{%p endfor %}</w:t>
             </w:r>
             <w:r>
               <w:rPr>
@@ -1751,10 +2638,6 @@
           <w:p>
             <w:pPr>
               <w:pStyle w:val="NormalWeb"/>
-              <w:numPr>
-                <w:ilvl w:val="0"/>
-                <w:numId w:val="12"/>
-              </w:numPr>
               <w:shd w:val="clear" w:color="auto" w:fill="FFFFFF"/>
               <w:spacing w:before="0" w:beforeAutospacing="0" w:after="0" w:afterAutospacing="0"/>
               <w:rPr>
@@ -1769,7 +2652,7 @@
                 <w:rStyle w:val="Strong"/>
                 <w:rFonts w:asciiTheme="minorHAnsi" w:hAnsiTheme="minorHAnsi" w:cstheme="minorHAnsi"/>
               </w:rPr>
-              <w:t>{{ ('Warranty: ' + item.warranty) if item.warranty else '' }}</w:t>
+              <w:t>{%p if item.installation_notes %}</w:t>
             </w:r>
             <w:r>
               <w:rPr>
@@ -1804,10 +2687,6 @@
           <w:p>
             <w:pPr>
               <w:pStyle w:val="NormalWeb"/>
-              <w:numPr>
-                <w:ilvl w:val="0"/>
-                <w:numId w:val="12"/>
-              </w:numPr>
               <w:shd w:val="clear" w:color="auto" w:fill="FFFFFF"/>
               <w:spacing w:before="0" w:beforeAutospacing="0" w:after="0" w:afterAutospacing="0"/>
               <w:rPr>
@@ -1822,7 +2701,7 @@
                 <w:rStyle w:val="Strong"/>
                 <w:rFonts w:asciiTheme="minorHAnsi" w:hAnsiTheme="minorHAnsi" w:cstheme="minorHAnsi"/>
               </w:rPr>
-              <w:t>{{ 'Technical Specifications :' if item.specifications else '' }}</w:t>
+              <w:t>Installation Notes: {{ item.installation_notes }}</w:t>
             </w:r>
             <w:r>
               <w:rPr>
@@ -1857,10 +2736,6 @@
           <w:p>
             <w:pPr>
               <w:pStyle w:val="NormalWeb"/>
-              <w:numPr>
-                <w:ilvl w:val="0"/>
-                <w:numId w:val="12"/>
-              </w:numPr>
               <w:shd w:val="clear" w:color="auto" w:fill="FFFFFF"/>
               <w:spacing w:before="0" w:beforeAutospacing="0" w:after="0" w:afterAutospacing="0"/>
               <w:rPr>
@@ -1875,7 +2750,7 @@
                 <w:rStyle w:val="Strong"/>
                 <w:rFonts w:asciiTheme="minorHAnsi" w:hAnsiTheme="minorHAnsi" w:cstheme="minorHAnsi"/>
               </w:rPr>
-              <w:t>{%p for s in item.specifications %}</w:t>
+              <w:t>{%p endif %}</w:t>
             </w:r>
             <w:r>
               <w:rPr>
@@ -1910,10 +2785,6 @@
           <w:p>
             <w:pPr>
               <w:pStyle w:val="NormalWeb"/>
-              <w:numPr>
-                <w:ilvl w:val="0"/>
-                <w:numId w:val="12"/>
-              </w:numPr>
               <w:shd w:val="clear" w:color="auto" w:fill="FFFFFF"/>
               <w:spacing w:before="0" w:beforeAutospacing="0" w:after="0" w:afterAutospacing="0"/>
               <w:rPr>
@@ -1928,7 +2799,7 @@
                 <w:rStyle w:val="Strong"/>
                 <w:rFonts w:asciiTheme="minorHAnsi" w:hAnsiTheme="minorHAnsi" w:cstheme="minorHAnsi"/>
               </w:rPr>
-              <w:t>{{ s }}</w:t>
+              <w:t>{%p if item.additional_notes %}</w:t>
             </w:r>
             <w:r>
               <w:rPr>
@@ -1963,10 +2834,6 @@
           <w:p>
             <w:pPr>
               <w:pStyle w:val="NormalWeb"/>
-              <w:numPr>
-                <w:ilvl w:val="0"/>
-                <w:numId w:val="12"/>
-              </w:numPr>
               <w:shd w:val="clear" w:color="auto" w:fill="FFFFFF"/>
               <w:spacing w:before="0" w:beforeAutospacing="0" w:after="0" w:afterAutospacing="0"/>
               <w:rPr>
@@ -1981,7 +2848,7 @@
                 <w:rStyle w:val="Strong"/>
                 <w:rFonts w:asciiTheme="minorHAnsi" w:hAnsiTheme="minorHAnsi" w:cstheme="minorHAnsi"/>
               </w:rPr>
-              <w:t>{%p endfor %}</w:t>
+              <w:t>Additional Notes: {{ item.additional_notes }}</w:t>
             </w:r>
             <w:r>
               <w:rPr>
@@ -2016,10 +2883,6 @@
           <w:p>
             <w:pPr>
               <w:pStyle w:val="NormalWeb"/>
-              <w:numPr>
-                <w:ilvl w:val="0"/>
-                <w:numId w:val="12"/>
-              </w:numPr>
               <w:shd w:val="clear" w:color="auto" w:fill="FFFFFF"/>
               <w:spacing w:before="0" w:beforeAutospacing="0" w:after="0" w:afterAutospacing="0"/>
               <w:rPr>
@@ -2034,272 +2897,7 @@
                 <w:rStyle w:val="Strong"/>
                 <w:rFonts w:asciiTheme="minorHAnsi" w:hAnsiTheme="minorHAnsi" w:cstheme="minorHAnsi"/>
               </w:rPr>
-              <w:t>{{ 'Accessories :' if item.accessories else '' }}</w:t>
-            </w:r>
-            <w:r>
-              <w:rPr>
-                <w:rFonts w:asciiTheme="minorHAnsi" w:hAnsiTheme="minorHAnsi" w:cstheme="minorHAnsi"/>
-              </w:rPr>
-            </w:r>
-            <w:proofErr w:type="spellStart"/>
-            <w:r>
-              <w:rPr>
-                <w:rFonts w:asciiTheme="minorHAnsi" w:hAnsiTheme="minorHAnsi" w:cstheme="minorHAnsi"/>
-              </w:rPr>
-            </w:r>
-            <w:proofErr w:type="spellEnd"/>
-            <w:r>
-              <w:rPr>
-                <w:rFonts w:asciiTheme="minorHAnsi" w:hAnsiTheme="minorHAnsi" w:cstheme="minorHAnsi"/>
-              </w:rPr>
-            </w:r>
-            <w:proofErr w:type="spellStart"/>
-            <w:r>
-              <w:rPr>
-                <w:rFonts w:asciiTheme="minorHAnsi" w:hAnsiTheme="minorHAnsi" w:cstheme="minorHAnsi"/>
-              </w:rPr>
-            </w:r>
-            <w:proofErr w:type="spellEnd"/>
-            <w:r>
-              <w:rPr>
-                <w:rFonts w:asciiTheme="minorHAnsi" w:hAnsiTheme="minorHAnsi" w:cstheme="minorHAnsi"/>
-              </w:rPr>
-            </w:r>
-          </w:p>
-          <w:p>
-            <w:pPr>
-              <w:pStyle w:val="NormalWeb"/>
-              <w:numPr>
-                <w:ilvl w:val="0"/>
-                <w:numId w:val="12"/>
-              </w:numPr>
-              <w:shd w:val="clear" w:color="auto" w:fill="FFFFFF"/>
-              <w:spacing w:before="0" w:beforeAutospacing="0" w:after="0" w:afterAutospacing="0"/>
-              <w:rPr>
-                <w:rFonts w:asciiTheme="minorHAnsi" w:hAnsiTheme="minorHAnsi" w:cstheme="minorHAnsi"/>
-                <w:b/>
-                <w:color w:val="000000"/>
-                <w:lang w:val="en-US" w:eastAsia="en-US" w:bidi="ne-NP"/>
-              </w:rPr>
-            </w:pPr>
-            <w:r>
-              <w:rPr>
-                <w:rStyle w:val="Strong"/>
-                <w:rFonts w:asciiTheme="minorHAnsi" w:hAnsiTheme="minorHAnsi" w:cstheme="minorHAnsi"/>
-              </w:rPr>
-              <w:t>{%p for a in item.accessories %}</w:t>
-            </w:r>
-            <w:r>
-              <w:rPr>
-                <w:rFonts w:asciiTheme="minorHAnsi" w:hAnsiTheme="minorHAnsi" w:cstheme="minorHAnsi"/>
-              </w:rPr>
-            </w:r>
-            <w:proofErr w:type="spellStart"/>
-            <w:r>
-              <w:rPr>
-                <w:rFonts w:asciiTheme="minorHAnsi" w:hAnsiTheme="minorHAnsi" w:cstheme="minorHAnsi"/>
-              </w:rPr>
-            </w:r>
-            <w:proofErr w:type="spellEnd"/>
-            <w:r>
-              <w:rPr>
-                <w:rFonts w:asciiTheme="minorHAnsi" w:hAnsiTheme="minorHAnsi" w:cstheme="minorHAnsi"/>
-              </w:rPr>
-            </w:r>
-            <w:proofErr w:type="spellStart"/>
-            <w:r>
-              <w:rPr>
-                <w:rFonts w:asciiTheme="minorHAnsi" w:hAnsiTheme="minorHAnsi" w:cstheme="minorHAnsi"/>
-              </w:rPr>
-            </w:r>
-            <w:proofErr w:type="spellEnd"/>
-            <w:r>
-              <w:rPr>
-                <w:rFonts w:asciiTheme="minorHAnsi" w:hAnsiTheme="minorHAnsi" w:cstheme="minorHAnsi"/>
-              </w:rPr>
-            </w:r>
-          </w:p>
-          <w:p>
-            <w:pPr>
-              <w:pStyle w:val="NormalWeb"/>
-              <w:numPr>
-                <w:ilvl w:val="0"/>
-                <w:numId w:val="12"/>
-              </w:numPr>
-              <w:shd w:val="clear" w:color="auto" w:fill="FFFFFF"/>
-              <w:spacing w:before="0" w:beforeAutospacing="0" w:after="0" w:afterAutospacing="0"/>
-              <w:rPr>
-                <w:rFonts w:asciiTheme="minorHAnsi" w:hAnsiTheme="minorHAnsi" w:cstheme="minorHAnsi"/>
-                <w:b/>
-                <w:color w:val="000000"/>
-                <w:lang w:val="en-US" w:eastAsia="en-US" w:bidi="ne-NP"/>
-              </w:rPr>
-            </w:pPr>
-            <w:r>
-              <w:rPr>
-                <w:rStyle w:val="Strong"/>
-                <w:rFonts w:asciiTheme="minorHAnsi" w:hAnsiTheme="minorHAnsi" w:cstheme="minorHAnsi"/>
-              </w:rPr>
-              <w:t>{{ a }}</w:t>
-            </w:r>
-            <w:r>
-              <w:rPr>
-                <w:rFonts w:asciiTheme="minorHAnsi" w:hAnsiTheme="minorHAnsi" w:cstheme="minorHAnsi"/>
-              </w:rPr>
-            </w:r>
-            <w:proofErr w:type="spellStart"/>
-            <w:r>
-              <w:rPr>
-                <w:rFonts w:asciiTheme="minorHAnsi" w:hAnsiTheme="minorHAnsi" w:cstheme="minorHAnsi"/>
-              </w:rPr>
-            </w:r>
-            <w:proofErr w:type="spellEnd"/>
-            <w:r>
-              <w:rPr>
-                <w:rFonts w:asciiTheme="minorHAnsi" w:hAnsiTheme="minorHAnsi" w:cstheme="minorHAnsi"/>
-              </w:rPr>
-            </w:r>
-            <w:proofErr w:type="spellStart"/>
-            <w:r>
-              <w:rPr>
-                <w:rFonts w:asciiTheme="minorHAnsi" w:hAnsiTheme="minorHAnsi" w:cstheme="minorHAnsi"/>
-              </w:rPr>
-            </w:r>
-            <w:proofErr w:type="spellEnd"/>
-            <w:r>
-              <w:rPr>
-                <w:rFonts w:asciiTheme="minorHAnsi" w:hAnsiTheme="minorHAnsi" w:cstheme="minorHAnsi"/>
-              </w:rPr>
-            </w:r>
-          </w:p>
-          <w:p>
-            <w:pPr>
-              <w:pStyle w:val="NormalWeb"/>
-              <w:numPr>
-                <w:ilvl w:val="0"/>
-                <w:numId w:val="12"/>
-              </w:numPr>
-              <w:shd w:val="clear" w:color="auto" w:fill="FFFFFF"/>
-              <w:spacing w:before="0" w:beforeAutospacing="0" w:after="0" w:afterAutospacing="0"/>
-              <w:rPr>
-                <w:rFonts w:asciiTheme="minorHAnsi" w:hAnsiTheme="minorHAnsi" w:cstheme="minorHAnsi"/>
-                <w:b/>
-                <w:color w:val="000000"/>
-                <w:lang w:val="en-US" w:eastAsia="en-US" w:bidi="ne-NP"/>
-              </w:rPr>
-            </w:pPr>
-            <w:r>
-              <w:rPr>
-                <w:rStyle w:val="Strong"/>
-                <w:rFonts w:asciiTheme="minorHAnsi" w:hAnsiTheme="minorHAnsi" w:cstheme="minorHAnsi"/>
-              </w:rPr>
-              <w:t>{%p endfor %}</w:t>
-            </w:r>
-            <w:r>
-              <w:rPr>
-                <w:rFonts w:asciiTheme="minorHAnsi" w:hAnsiTheme="minorHAnsi" w:cstheme="minorHAnsi"/>
-              </w:rPr>
-            </w:r>
-            <w:proofErr w:type="spellStart"/>
-            <w:r>
-              <w:rPr>
-                <w:rFonts w:asciiTheme="minorHAnsi" w:hAnsiTheme="minorHAnsi" w:cstheme="minorHAnsi"/>
-              </w:rPr>
-            </w:r>
-            <w:proofErr w:type="spellEnd"/>
-            <w:r>
-              <w:rPr>
-                <w:rFonts w:asciiTheme="minorHAnsi" w:hAnsiTheme="minorHAnsi" w:cstheme="minorHAnsi"/>
-              </w:rPr>
-            </w:r>
-            <w:proofErr w:type="spellStart"/>
-            <w:r>
-              <w:rPr>
-                <w:rFonts w:asciiTheme="minorHAnsi" w:hAnsiTheme="minorHAnsi" w:cstheme="minorHAnsi"/>
-              </w:rPr>
-            </w:r>
-            <w:proofErr w:type="spellEnd"/>
-            <w:r>
-              <w:rPr>
-                <w:rFonts w:asciiTheme="minorHAnsi" w:hAnsiTheme="minorHAnsi" w:cstheme="minorHAnsi"/>
-              </w:rPr>
-            </w:r>
-          </w:p>
-          <w:p>
-            <w:pPr>
-              <w:pStyle w:val="NormalWeb"/>
-              <w:numPr>
-                <w:ilvl w:val="0"/>
-                <w:numId w:val="12"/>
-              </w:numPr>
-              <w:shd w:val="clear" w:color="auto" w:fill="FFFFFF"/>
-              <w:spacing w:before="0" w:beforeAutospacing="0" w:after="0" w:afterAutospacing="0"/>
-              <w:rPr>
-                <w:rFonts w:asciiTheme="minorHAnsi" w:hAnsiTheme="minorHAnsi" w:cstheme="minorHAnsi"/>
-                <w:b/>
-                <w:color w:val="000000"/>
-                <w:lang w:val="en-US" w:eastAsia="en-US" w:bidi="ne-NP"/>
-              </w:rPr>
-            </w:pPr>
-            <w:r>
-              <w:rPr>
-                <w:rStyle w:val="Strong"/>
-                <w:rFonts w:asciiTheme="minorHAnsi" w:hAnsiTheme="minorHAnsi" w:cstheme="minorHAnsi"/>
-              </w:rPr>
-              <w:t>{{ ('Installation Notes: ' + item.installation_notes) if item.installation_notes else '' }}</w:t>
-            </w:r>
-            <w:r>
-              <w:rPr>
-                <w:rFonts w:asciiTheme="minorHAnsi" w:hAnsiTheme="minorHAnsi" w:cstheme="minorHAnsi"/>
-              </w:rPr>
-            </w:r>
-            <w:proofErr w:type="spellStart"/>
-            <w:r>
-              <w:rPr>
-                <w:rFonts w:asciiTheme="minorHAnsi" w:hAnsiTheme="minorHAnsi" w:cstheme="minorHAnsi"/>
-              </w:rPr>
-            </w:r>
-            <w:proofErr w:type="spellEnd"/>
-            <w:r>
-              <w:rPr>
-                <w:rFonts w:asciiTheme="minorHAnsi" w:hAnsiTheme="minorHAnsi" w:cstheme="minorHAnsi"/>
-              </w:rPr>
-            </w:r>
-            <w:proofErr w:type="spellStart"/>
-            <w:r>
-              <w:rPr>
-                <w:rFonts w:asciiTheme="minorHAnsi" w:hAnsiTheme="minorHAnsi" w:cstheme="minorHAnsi"/>
-              </w:rPr>
-            </w:r>
-            <w:proofErr w:type="spellEnd"/>
-            <w:r>
-              <w:rPr>
-                <w:rFonts w:asciiTheme="minorHAnsi" w:hAnsiTheme="minorHAnsi" w:cstheme="minorHAnsi"/>
-              </w:rPr>
-            </w:r>
-          </w:p>
-          <w:p>
-            <w:pPr>
-              <w:pStyle w:val="NormalWeb"/>
-              <w:numPr>
-                <w:ilvl w:val="0"/>
-                <w:numId w:val="12"/>
-              </w:numPr>
-              <w:shd w:val="clear" w:color="auto" w:fill="FFFFFF"/>
-              <w:spacing w:before="0" w:beforeAutospacing="0" w:after="0" w:afterAutospacing="0"/>
-              <w:rPr>
-                <w:rFonts w:asciiTheme="minorHAnsi" w:hAnsiTheme="minorHAnsi" w:cstheme="minorHAnsi"/>
-                <w:b/>
-                <w:color w:val="000000"/>
-                <w:lang w:val="en-US" w:eastAsia="en-US" w:bidi="ne-NP"/>
-              </w:rPr>
-            </w:pPr>
-            <w:r>
-              <w:rPr>
-                <w:rStyle w:val="Strong"/>
-                <w:rFonts w:asciiTheme="minorHAnsi" w:hAnsiTheme="minorHAnsi" w:cstheme="minorHAnsi"/>
-              </w:rPr>
-              <w:t>{{ ('Additional Notes: ' + item.additional_notes) if item.additional_notes else '' }}</w:t>
+              <w:t>{%p endif %}</w:t>
             </w:r>
             <w:r>
               <w:rPr>
@@ -2391,6 +2989,7 @@
       <w:tr>
         <w:trPr>
           <w:trHeight w:val="315"/>
+          <w:cantSplit/>
         </w:trPr>
         <w:tc>
           <w:tcPr>
@@ -2610,126 +3209,138 @@
         </w:rPr>
       </w:pPr>
     </w:p>
-    <w:p>
-      <w:pPr>
-        <w:spacing w:line="360" w:lineRule="auto"/>
-        <w:rPr>
-          <w:rFonts w:asciiTheme="minorHAnsi" w:hAnsiTheme="minorHAnsi" w:cstheme="minorHAnsi"/>
-          <w:sz w:val="24"/>
-          <w:szCs w:val="24"/>
-        </w:rPr>
-      </w:pPr>
-      <w:r>
-        <w:rPr>
-          <w:rFonts w:asciiTheme="minorHAnsi" w:hAnsiTheme="minorHAnsi" w:cstheme="minorHAnsi"/>
-          <w:sz w:val="24"/>
-          <w:szCs w:val="24"/>
-        </w:rPr>
-        <w:t>{%p for term in company.terms %}</w:t>
-      </w:r>
-      <w:r>
-        <w:rPr>
-          <w:rFonts w:asciiTheme="minorHAnsi" w:hAnsiTheme="minorHAnsi" w:cstheme="minorHAnsi"/>
-          <w:sz w:val="24"/>
-          <w:szCs w:val="24"/>
-        </w:rPr>
-      </w:r>
-      <w:r>
-        <w:rPr>
-          <w:rFonts w:asciiTheme="minorHAnsi" w:hAnsiTheme="minorHAnsi" w:cstheme="minorHAnsi"/>
-          <w:sz w:val="24"/>
-          <w:szCs w:val="24"/>
-        </w:rPr>
-      </w:r>
-      <w:r>
-        <w:rPr>
-          <w:rFonts w:asciiTheme="minorHAnsi" w:hAnsiTheme="minorHAnsi" w:cstheme="minorHAnsi"/>
-          <w:sz w:val="24"/>
-          <w:szCs w:val="24"/>
-        </w:rPr>
-      </w:r>
-    </w:p>
-    <w:p>
-      <w:pPr>
-        <w:spacing w:line="360" w:lineRule="auto"/>
-        <w:rPr>
-          <w:rFonts w:asciiTheme="minorHAnsi" w:hAnsiTheme="minorHAnsi" w:cstheme="minorHAnsi"/>
-          <w:sz w:val="24"/>
-          <w:szCs w:val="24"/>
-        </w:rPr>
-      </w:pPr>
-      <w:r>
-        <w:rPr>
-          <w:rFonts w:asciiTheme="minorHAnsi" w:hAnsiTheme="minorHAnsi" w:cstheme="minorHAnsi"/>
-          <w:sz w:val="24"/>
-          <w:szCs w:val="24"/>
-        </w:rPr>
-        <w:t>{{ term.0 }}:</w:t>
-        <w:tab/>
-        <w:tab/>
-        <w:t>{{ term.1 }}</w:t>
-      </w:r>
-      <w:r>
-        <w:rPr>
-          <w:rFonts w:asciiTheme="minorHAnsi" w:hAnsiTheme="minorHAnsi" w:cstheme="minorHAnsi"/>
-          <w:sz w:val="24"/>
-          <w:szCs w:val="24"/>
-        </w:rPr>
-      </w:r>
-      <w:r>
-        <w:rPr>
-          <w:rFonts w:asciiTheme="minorHAnsi" w:hAnsiTheme="minorHAnsi" w:cstheme="minorHAnsi"/>
-          <w:sz w:val="24"/>
-          <w:szCs w:val="24"/>
-        </w:rPr>
-      </w:r>
-      <w:r>
-        <w:rPr>
-          <w:rFonts w:asciiTheme="minorHAnsi" w:hAnsiTheme="minorHAnsi" w:cstheme="minorHAnsi"/>
-          <w:sz w:val="24"/>
-          <w:szCs w:val="24"/>
-        </w:rPr>
-      </w:r>
-    </w:p>
-    <w:p>
-      <w:pPr>
-        <w:spacing w:line="360" w:lineRule="auto"/>
-        <w:rPr>
-          <w:rFonts w:asciiTheme="minorHAnsi" w:hAnsiTheme="minorHAnsi" w:cstheme="minorHAnsi"/>
-          <w:sz w:val="24"/>
-          <w:szCs w:val="24"/>
-        </w:rPr>
-      </w:pPr>
-      <w:r>
-        <w:rPr>
-          <w:rFonts w:asciiTheme="minorHAnsi" w:hAnsiTheme="minorHAnsi" w:cstheme="minorHAnsi"/>
-          <w:sz w:val="24"/>
-          <w:szCs w:val="24"/>
-        </w:rPr>
-        <w:t>{%p endfor %}</w:t>
-      </w:r>
-      <w:r>
-        <w:rPr>
-          <w:rFonts w:asciiTheme="minorHAnsi" w:hAnsiTheme="minorHAnsi" w:cstheme="minorHAnsi"/>
-          <w:sz w:val="24"/>
-          <w:szCs w:val="24"/>
-        </w:rPr>
-      </w:r>
-      <w:r>
-        <w:rPr>
-          <w:rFonts w:asciiTheme="minorHAnsi" w:hAnsiTheme="minorHAnsi" w:cstheme="minorHAnsi"/>
-          <w:sz w:val="24"/>
-          <w:szCs w:val="24"/>
-        </w:rPr>
-      </w:r>
-      <w:r>
-        <w:rPr>
-          <w:rFonts w:asciiTheme="minorHAnsi" w:hAnsiTheme="minorHAnsi" w:cstheme="minorHAnsi"/>
-          <w:sz w:val="24"/>
-          <w:szCs w:val="24"/>
-        </w:rPr>
-      </w:r>
-    </w:p>
+    <w:tbl>
+      <w:tblPr>
+        <w:tblW w:type="auto" w:w="0"/>
+        <w:tblLayout w:type="fixed"/>
+        <w:tblLook w:firstColumn="1" w:firstRow="1" w:lastColumn="0" w:lastRow="0" w:noHBand="0" w:noVBand="1" w:val="04A0"/>
+        <w:tblBorders>
+          <w:top w:val="nil"/>
+          <w:left w:val="nil"/>
+          <w:bottom w:val="nil"/>
+          <w:right w:val="nil"/>
+          <w:insideH w:val="nil"/>
+          <w:insideV w:val="nil"/>
+        </w:tblBorders>
+      </w:tblPr>
+      <w:tblGrid>
+        <w:gridCol w:w="5313"/>
+        <w:gridCol w:w="5313"/>
+      </w:tblGrid>
+      <w:tr>
+        <w:tc>
+          <w:tcPr>
+            <w:tcW w:type="dxa" w:w="2154"/>
+          </w:tcPr>
+          <w:p>
+            <w:pPr>
+              <w:spacing w:line="360" w:lineRule="auto"/>
+              <w:rPr>
+                <w:rFonts w:asciiTheme="minorHAnsi" w:hAnsiTheme="minorHAnsi" w:cstheme="minorHAnsi"/>
+                <w:sz w:val="24"/>
+                <w:szCs w:val="24"/>
+              </w:rPr>
+            </w:pPr>
+            <w:r>
+              <w:rPr>
+                <w:rFonts w:asciiTheme="minorHAnsi" w:hAnsiTheme="minorHAnsi" w:cstheme="minorHAnsi"/>
+                <w:sz w:val="24"/>
+                <w:szCs w:val="24"/>
+              </w:rPr>
+              <w:t>{%tr for term in company.terms %}</w:t>
+            </w:r>
+          </w:p>
+        </w:tc>
+        <w:tc>
+          <w:tcPr>
+            <w:tcW w:type="dxa" w:w="6917"/>
+          </w:tcPr>
+          <w:p/>
+        </w:tc>
+      </w:tr>
+      <w:tr>
+        <w:trPr>
+          <w:cantSplit/>
+        </w:trPr>
+        <w:tc>
+          <w:tcPr>
+            <w:tcW w:type="dxa" w:w="2154"/>
+          </w:tcPr>
+          <w:p>
+            <w:pPr>
+              <w:spacing w:line="360" w:lineRule="auto"/>
+              <w:rPr>
+                <w:rFonts w:asciiTheme="minorHAnsi" w:hAnsiTheme="minorHAnsi" w:cstheme="minorHAnsi"/>
+                <w:sz w:val="24"/>
+                <w:szCs w:val="24"/>
+              </w:rPr>
+            </w:pPr>
+            <w:r>
+              <w:rPr>
+                <w:rFonts w:asciiTheme="minorHAnsi" w:hAnsiTheme="minorHAnsi" w:cstheme="minorHAnsi"/>
+                <w:sz w:val="24"/>
+                <w:szCs w:val="24"/>
+              </w:rPr>
+              <w:t>{{ term.0 }}:</w:t>
+            </w:r>
+          </w:p>
+        </w:tc>
+        <w:tc>
+          <w:tcPr>
+            <w:tcW w:type="dxa" w:w="6917"/>
+          </w:tcPr>
+          <w:p>
+            <w:pPr>
+              <w:spacing w:line="360" w:lineRule="auto"/>
+              <w:rPr>
+                <w:rFonts w:asciiTheme="minorHAnsi" w:hAnsiTheme="minorHAnsi" w:cstheme="minorHAnsi"/>
+                <w:sz w:val="24"/>
+                <w:szCs w:val="24"/>
+              </w:rPr>
+            </w:pPr>
+            <w:r>
+              <w:rPr>
+                <w:rFonts w:asciiTheme="minorHAnsi" w:hAnsiTheme="minorHAnsi" w:cstheme="minorHAnsi"/>
+                <w:sz w:val="24"/>
+                <w:szCs w:val="24"/>
+              </w:rPr>
+              <w:t>{{ term.1 }}</w:t>
+            </w:r>
+          </w:p>
+        </w:tc>
+      </w:tr>
+      <w:tr>
+        <w:tc>
+          <w:tcPr>
+            <w:tcW w:type="dxa" w:w="2154"/>
+          </w:tcPr>
+          <w:p>
+            <w:pPr>
+              <w:spacing w:line="360" w:lineRule="auto"/>
+              <w:rPr>
+                <w:rFonts w:asciiTheme="minorHAnsi" w:hAnsiTheme="minorHAnsi" w:cstheme="minorHAnsi"/>
+                <w:sz w:val="24"/>
+                <w:szCs w:val="24"/>
+              </w:rPr>
+            </w:pPr>
+            <w:r>
+              <w:rPr>
+                <w:rFonts w:asciiTheme="minorHAnsi" w:hAnsiTheme="minorHAnsi" w:cstheme="minorHAnsi"/>
+                <w:sz w:val="24"/>
+                <w:szCs w:val="24"/>
+              </w:rPr>
+              <w:t>{%tr endfor %}</w:t>
+            </w:r>
+          </w:p>
+        </w:tc>
+        <w:tc>
+          <w:tcPr>
+            <w:tcW w:type="dxa" w:w="6917"/>
+          </w:tcPr>
+          <w:p/>
+        </w:tc>
+      </w:tr>
+    </w:tbl>
     <w:p>
       <w:pPr>
         <w:spacing w:line="360" w:lineRule="auto"/>

--- a/app/quotation_templates/equipment_proposal_garg_dental.docx
+++ b/app/quotation_templates/equipment_proposal_garg_dental.docx
@@ -3048,12 +3048,26 @@
         <w:tc>
           <w:tcPr>
             <w:tcW w:type="dxa" w:w="808"/>
+            <w:tcBorders>
+              <w:top w:val="single" w:sz="4" w:space="0" w:color="auto"/>
+              <w:left w:val="single" w:sz="4" w:space="0" w:color="auto"/>
+              <w:bottom w:val="single" w:sz="4" w:space="0" w:color="auto"/>
+              <w:right w:val="single" w:sz="4" w:space="0" w:color="auto"/>
+            </w:tcBorders>
+            <w:vAlign w:val="center"/>
           </w:tcPr>
           <w:p/>
         </w:tc>
         <w:tc>
           <w:tcPr>
             <w:tcW w:type="dxa" w:w="7734"/>
+            <w:tcBorders>
+              <w:top w:val="single" w:sz="4" w:space="0" w:color="auto"/>
+              <w:left w:val="nil"/>
+              <w:bottom w:val="single" w:sz="4" w:space="0" w:color="auto"/>
+              <w:right w:val="single" w:sz="4" w:space="0" w:color="auto"/>
+            </w:tcBorders>
+            <w:vAlign w:val="center"/>
           </w:tcPr>
           <w:p>
             <w:r>
@@ -3064,6 +3078,13 @@
         <w:tc>
           <w:tcPr>
             <w:tcW w:type="dxa" w:w="2078"/>
+            <w:tcBorders>
+              <w:top w:val="single" w:sz="4" w:space="0" w:color="auto"/>
+              <w:left w:val="nil"/>
+              <w:bottom w:val="single" w:sz="4" w:space="0" w:color="auto"/>
+              <w:right w:val="single" w:sz="4" w:space="0" w:color="auto"/>
+            </w:tcBorders>
+            <w:vAlign w:val="center"/>
           </w:tcPr>
           <w:p>
             <w:r>
@@ -3076,12 +3097,26 @@
         <w:tc>
           <w:tcPr>
             <w:tcW w:type="dxa" w:w="808"/>
+            <w:tcBorders>
+              <w:top w:val="single" w:sz="4" w:space="0" w:color="auto"/>
+              <w:left w:val="single" w:sz="4" w:space="0" w:color="auto"/>
+              <w:bottom w:val="single" w:sz="4" w:space="0" w:color="auto"/>
+              <w:right w:val="single" w:sz="4" w:space="0" w:color="auto"/>
+            </w:tcBorders>
+            <w:vAlign w:val="center"/>
           </w:tcPr>
           <w:p/>
         </w:tc>
         <w:tc>
           <w:tcPr>
             <w:tcW w:type="dxa" w:w="7734"/>
+            <w:tcBorders>
+              <w:top w:val="single" w:sz="4" w:space="0" w:color="auto"/>
+              <w:left w:val="nil"/>
+              <w:bottom w:val="single" w:sz="4" w:space="0" w:color="auto"/>
+              <w:right w:val="single" w:sz="4" w:space="0" w:color="auto"/>
+            </w:tcBorders>
+            <w:vAlign w:val="center"/>
           </w:tcPr>
           <w:p>
             <w:r>
@@ -3092,6 +3127,13 @@
         <w:tc>
           <w:tcPr>
             <w:tcW w:type="dxa" w:w="2078"/>
+            <w:tcBorders>
+              <w:top w:val="single" w:sz="4" w:space="0" w:color="auto"/>
+              <w:left w:val="nil"/>
+              <w:bottom w:val="single" w:sz="4" w:space="0" w:color="auto"/>
+              <w:right w:val="single" w:sz="4" w:space="0" w:color="auto"/>
+            </w:tcBorders>
+            <w:vAlign w:val="center"/>
           </w:tcPr>
           <w:p>
             <w:r>
@@ -3104,12 +3146,26 @@
         <w:tc>
           <w:tcPr>
             <w:tcW w:type="dxa" w:w="808"/>
+            <w:tcBorders>
+              <w:top w:val="single" w:sz="4" w:space="0" w:color="auto"/>
+              <w:left w:val="single" w:sz="4" w:space="0" w:color="auto"/>
+              <w:bottom w:val="single" w:sz="4" w:space="0" w:color="auto"/>
+              <w:right w:val="single" w:sz="4" w:space="0" w:color="auto"/>
+            </w:tcBorders>
+            <w:vAlign w:val="center"/>
           </w:tcPr>
           <w:p/>
         </w:tc>
         <w:tc>
           <w:tcPr>
             <w:tcW w:type="dxa" w:w="7734"/>
+            <w:tcBorders>
+              <w:top w:val="single" w:sz="4" w:space="0" w:color="auto"/>
+              <w:left w:val="nil"/>
+              <w:bottom w:val="single" w:sz="4" w:space="0" w:color="auto"/>
+              <w:right w:val="single" w:sz="4" w:space="0" w:color="auto"/>
+            </w:tcBorders>
+            <w:vAlign w:val="center"/>
           </w:tcPr>
           <w:p>
             <w:r>
@@ -3120,6 +3176,13 @@
         <w:tc>
           <w:tcPr>
             <w:tcW w:type="dxa" w:w="2078"/>
+            <w:tcBorders>
+              <w:top w:val="single" w:sz="4" w:space="0" w:color="auto"/>
+              <w:left w:val="nil"/>
+              <w:bottom w:val="single" w:sz="4" w:space="0" w:color="auto"/>
+              <w:right w:val="single" w:sz="4" w:space="0" w:color="auto"/>
+            </w:tcBorders>
+            <w:vAlign w:val="center"/>
           </w:tcPr>
           <w:p>
             <w:r>
@@ -3132,12 +3195,26 @@
         <w:tc>
           <w:tcPr>
             <w:tcW w:type="dxa" w:w="808"/>
+            <w:tcBorders>
+              <w:top w:val="single" w:sz="4" w:space="0" w:color="auto"/>
+              <w:left w:val="single" w:sz="4" w:space="0" w:color="auto"/>
+              <w:bottom w:val="single" w:sz="4" w:space="0" w:color="auto"/>
+              <w:right w:val="single" w:sz="4" w:space="0" w:color="auto"/>
+            </w:tcBorders>
+            <w:vAlign w:val="center"/>
           </w:tcPr>
           <w:p/>
         </w:tc>
         <w:tc>
           <w:tcPr>
             <w:tcW w:type="dxa" w:w="7734"/>
+            <w:tcBorders>
+              <w:top w:val="single" w:sz="4" w:space="0" w:color="auto"/>
+              <w:left w:val="nil"/>
+              <w:bottom w:val="single" w:sz="4" w:space="0" w:color="auto"/>
+              <w:right w:val="single" w:sz="4" w:space="0" w:color="auto"/>
+            </w:tcBorders>
+            <w:vAlign w:val="center"/>
           </w:tcPr>
           <w:p>
             <w:r>
@@ -3151,6 +3228,13 @@
         <w:tc>
           <w:tcPr>
             <w:tcW w:type="dxa" w:w="2078"/>
+            <w:tcBorders>
+              <w:top w:val="single" w:sz="4" w:space="0" w:color="auto"/>
+              <w:left w:val="nil"/>
+              <w:bottom w:val="single" w:sz="4" w:space="0" w:color="auto"/>
+              <w:right w:val="single" w:sz="4" w:space="0" w:color="auto"/>
+            </w:tcBorders>
+            <w:vAlign w:val="center"/>
           </w:tcPr>
           <w:p>
             <w:r>

--- a/app/quotation_templates/equipment_proposal_garg_dental.docx
+++ b/app/quotation_templates/equipment_proposal_garg_dental.docx
@@ -1434,7 +1434,7 @@
                 <w:szCs w:val="24"/>
                 <w:lang w:bidi="ne-NP"/>
               </w:rPr>
-              <w:t>MODEL : {{ item.model }}</w:t>
+              <w:t>{%p if item.model %}</w:t>
             </w:r>
           </w:p>
           <w:p>
@@ -1458,7 +1458,7 @@
                 <w:szCs w:val="24"/>
                 <w:lang w:bidi="ne-NP"/>
               </w:rPr>
-              <w:t>BRAND: {{ item.brand }}</w:t>
+              <w:t>MODEL : {{ item.model }}</w:t>
             </w:r>
           </w:p>
           <w:p>
@@ -1482,7 +1482,151 @@
                 <w:szCs w:val="24"/>
                 <w:lang w:bidi="ne-NP"/>
               </w:rPr>
+              <w:t>{%p endif %}</w:t>
+            </w:r>
+          </w:p>
+          <w:p>
+            <w:pPr>
+              <w:spacing w:after="0" w:line="240" w:lineRule="auto"/>
+              <w:rPr>
+                <w:rFonts w:asciiTheme="minorHAnsi" w:eastAsia="Times New Roman" w:hAnsiTheme="minorHAnsi" w:cstheme="minorHAnsi"/>
+                <w:b/>
+                <w:color w:val="000000"/>
+                <w:sz w:val="24"/>
+                <w:szCs w:val="24"/>
+                <w:lang w:bidi="ne-NP"/>
+              </w:rPr>
+            </w:pPr>
+            <w:r>
+              <w:rPr>
+                <w:rFonts w:asciiTheme="minorHAnsi" w:eastAsia="Times New Roman" w:hAnsiTheme="minorHAnsi" w:cstheme="minorHAnsi"/>
+                <w:b/>
+                <w:color w:val="000000"/>
+                <w:sz w:val="24"/>
+                <w:szCs w:val="24"/>
+                <w:lang w:bidi="ne-NP"/>
+              </w:rPr>
+              <w:t>{%p if item.brand %}</w:t>
+            </w:r>
+          </w:p>
+          <w:p>
+            <w:pPr>
+              <w:spacing w:after="0" w:line="240" w:lineRule="auto"/>
+              <w:rPr>
+                <w:rFonts w:asciiTheme="minorHAnsi" w:eastAsia="Times New Roman" w:hAnsiTheme="minorHAnsi" w:cstheme="minorHAnsi"/>
+                <w:b/>
+                <w:color w:val="000000"/>
+                <w:sz w:val="24"/>
+                <w:szCs w:val="24"/>
+                <w:lang w:bidi="ne-NP"/>
+              </w:rPr>
+            </w:pPr>
+            <w:r>
+              <w:rPr>
+                <w:rFonts w:asciiTheme="minorHAnsi" w:eastAsia="Times New Roman" w:hAnsiTheme="minorHAnsi" w:cstheme="minorHAnsi"/>
+                <w:b/>
+                <w:color w:val="000000"/>
+                <w:sz w:val="24"/>
+                <w:szCs w:val="24"/>
+                <w:lang w:bidi="ne-NP"/>
+              </w:rPr>
+              <w:t>BRAND: {{ item.brand }}</w:t>
+            </w:r>
+          </w:p>
+          <w:p>
+            <w:pPr>
+              <w:spacing w:after="0" w:line="240" w:lineRule="auto"/>
+              <w:rPr>
+                <w:rFonts w:asciiTheme="minorHAnsi" w:eastAsia="Times New Roman" w:hAnsiTheme="minorHAnsi" w:cstheme="minorHAnsi"/>
+                <w:b/>
+                <w:color w:val="000000"/>
+                <w:sz w:val="24"/>
+                <w:szCs w:val="24"/>
+                <w:lang w:bidi="ne-NP"/>
+              </w:rPr>
+            </w:pPr>
+            <w:r>
+              <w:rPr>
+                <w:rFonts w:asciiTheme="minorHAnsi" w:eastAsia="Times New Roman" w:hAnsiTheme="minorHAnsi" w:cstheme="minorHAnsi"/>
+                <w:b/>
+                <w:color w:val="000000"/>
+                <w:sz w:val="24"/>
+                <w:szCs w:val="24"/>
+                <w:lang w:bidi="ne-NP"/>
+              </w:rPr>
+              <w:t>{%p endif %}</w:t>
+            </w:r>
+          </w:p>
+          <w:p>
+            <w:pPr>
+              <w:spacing w:after="0" w:line="240" w:lineRule="auto"/>
+              <w:rPr>
+                <w:rFonts w:asciiTheme="minorHAnsi" w:eastAsia="Times New Roman" w:hAnsiTheme="minorHAnsi" w:cstheme="minorHAnsi"/>
+                <w:b/>
+                <w:color w:val="000000"/>
+                <w:sz w:val="24"/>
+                <w:szCs w:val="24"/>
+                <w:lang w:bidi="ne-NP"/>
+              </w:rPr>
+            </w:pPr>
+            <w:r>
+              <w:rPr>
+                <w:rFonts w:asciiTheme="minorHAnsi" w:eastAsia="Times New Roman" w:hAnsiTheme="minorHAnsi" w:cstheme="minorHAnsi"/>
+                <w:b/>
+                <w:color w:val="000000"/>
+                <w:sz w:val="24"/>
+                <w:szCs w:val="24"/>
+                <w:lang w:bidi="ne-NP"/>
+              </w:rPr>
+              <w:t>{%p if item.origin %}</w:t>
+            </w:r>
+          </w:p>
+          <w:p>
+            <w:pPr>
+              <w:spacing w:after="0" w:line="240" w:lineRule="auto"/>
+              <w:rPr>
+                <w:rFonts w:asciiTheme="minorHAnsi" w:eastAsia="Times New Roman" w:hAnsiTheme="minorHAnsi" w:cstheme="minorHAnsi"/>
+                <w:b/>
+                <w:color w:val="000000"/>
+                <w:sz w:val="24"/>
+                <w:szCs w:val="24"/>
+                <w:lang w:bidi="ne-NP"/>
+              </w:rPr>
+            </w:pPr>
+            <w:r>
+              <w:rPr>
+                <w:rFonts w:asciiTheme="minorHAnsi" w:eastAsia="Times New Roman" w:hAnsiTheme="minorHAnsi" w:cstheme="minorHAnsi"/>
+                <w:b/>
+                <w:color w:val="000000"/>
+                <w:sz w:val="24"/>
+                <w:szCs w:val="24"/>
+                <w:lang w:bidi="ne-NP"/>
+              </w:rPr>
               <w:t>ORIGIN: {{ item.origin }}</w:t>
+            </w:r>
+          </w:p>
+          <w:p>
+            <w:pPr>
+              <w:spacing w:after="0" w:line="240" w:lineRule="auto"/>
+              <w:rPr>
+                <w:rFonts w:asciiTheme="minorHAnsi" w:eastAsia="Times New Roman" w:hAnsiTheme="minorHAnsi" w:cstheme="minorHAnsi"/>
+                <w:b/>
+                <w:color w:val="000000"/>
+                <w:sz w:val="24"/>
+                <w:szCs w:val="24"/>
+                <w:lang w:bidi="ne-NP"/>
+              </w:rPr>
+            </w:pPr>
+            <w:r>
+              <w:rPr>
+                <w:rFonts w:asciiTheme="minorHAnsi" w:eastAsia="Times New Roman" w:hAnsiTheme="minorHAnsi" w:cstheme="minorHAnsi"/>
+                <w:b/>
+                <w:color w:val="000000"/>
+                <w:sz w:val="24"/>
+                <w:szCs w:val="24"/>
+                <w:lang w:bidi="ne-NP"/>
+              </w:rPr>
+              <w:t>{%p endif %}</w:t>
             </w:r>
           </w:p>
           <w:p>

--- a/app/quotation_templates/equipment_proposal_garg_dental.docx
+++ b/app/quotation_templates/equipment_proposal_garg_dental.docx
@@ -1105,7 +1105,268 @@
           <w:szCs w:val="24"/>
           <w:lang w:val="en-SG"/>
         </w:rPr>
-        <w:t>Please find our offer as below.{{ (' Notes: ' + customer.notes) if customer.notes else '' }}</w:t>
+        <w:t>Please find our offer as below.</w:t>
+      </w:r>
+    </w:p>
+    <w:p>
+      <w:pPr>
+        <w:spacing w:after="120" w:line="240" w:lineRule="auto"/>
+        <w:jc w:val="both"/>
+        <w:rPr>
+          <w:rFonts w:asciiTheme="minorHAnsi" w:hAnsiTheme="minorHAnsi" w:cstheme="minorHAnsi"/>
+          <w:sz w:val="24"/>
+          <w:szCs w:val="24"/>
+          <w:lang w:val="en-SG"/>
+        </w:rPr>
+      </w:pPr>
+      <w:r>
+        <w:rPr>
+          <w:rFonts w:asciiTheme="minorHAnsi" w:hAnsiTheme="minorHAnsi" w:cstheme="minorHAnsi"/>
+          <w:sz w:val="24"/>
+          <w:szCs w:val="24"/>
+        </w:rPr>
+        <w:t>{%p if customer.notes %}</w:t>
+      </w:r>
+      <w:r>
+        <w:rPr>
+          <w:rFonts w:asciiTheme="minorHAnsi" w:hAnsiTheme="minorHAnsi" w:cstheme="minorHAnsi"/>
+          <w:sz w:val="24"/>
+          <w:szCs w:val="24"/>
+        </w:rPr>
+      </w:r>
+      <w:r>
+        <w:rPr>
+          <w:rFonts w:asciiTheme="minorHAnsi" w:eastAsia="Times New Roman" w:hAnsiTheme="minorHAnsi" w:cstheme="minorHAnsi"/>
+          <w:b/>
+          <w:sz w:val="24"/>
+          <w:szCs w:val="24"/>
+          <w:u w:val="single"/>
+        </w:rPr>
+      </w:r>
+      <w:r>
+        <w:rPr>
+          <w:rFonts w:asciiTheme="minorHAnsi" w:eastAsia="Times New Roman" w:hAnsiTheme="minorHAnsi" w:cstheme="minorHAnsi"/>
+          <w:b/>
+          <w:sz w:val="24"/>
+          <w:szCs w:val="24"/>
+          <w:u w:val="single"/>
+        </w:rPr>
+      </w:r>
+      <w:r>
+        <w:rPr>
+          <w:rFonts w:asciiTheme="minorHAnsi" w:hAnsiTheme="minorHAnsi" w:cstheme="minorHAnsi"/>
+          <w:sz w:val="24"/>
+          <w:szCs w:val="24"/>
+        </w:rPr>
+      </w:r>
+      <w:r>
+        <w:rPr>
+          <w:rFonts w:asciiTheme="minorHAnsi" w:hAnsiTheme="minorHAnsi" w:cstheme="minorHAnsi"/>
+          <w:color w:val="000000"/>
+          <w:sz w:val="24"/>
+          <w:szCs w:val="24"/>
+          <w:lang w:val="en-SG"/>
+        </w:rPr>
+      </w:r>
+      <w:r>
+        <w:rPr>
+          <w:rFonts w:asciiTheme="minorHAnsi" w:hAnsiTheme="minorHAnsi" w:cstheme="minorHAnsi"/>
+          <w:color w:val="000000"/>
+          <w:sz w:val="24"/>
+          <w:szCs w:val="24"/>
+          <w:lang w:val="en-SG"/>
+        </w:rPr>
+      </w:r>
+      <w:r>
+        <w:rPr>
+          <w:rFonts w:asciiTheme="minorHAnsi" w:hAnsiTheme="minorHAnsi" w:cstheme="minorHAnsi"/>
+          <w:color w:val="000000"/>
+          <w:sz w:val="24"/>
+          <w:szCs w:val="24"/>
+          <w:lang w:val="en-SG"/>
+        </w:rPr>
+      </w:r>
+      <w:r>
+        <w:rPr>
+          <w:rFonts w:asciiTheme="minorHAnsi" w:hAnsiTheme="minorHAnsi" w:cstheme="minorHAnsi"/>
+          <w:sz w:val="24"/>
+          <w:szCs w:val="24"/>
+          <w:lang w:val="en-SG"/>
+        </w:rPr>
+      </w:r>
+    </w:p>
+    <w:p>
+      <w:pPr>
+        <w:spacing w:after="120" w:line="240" w:lineRule="auto"/>
+        <w:jc w:val="both"/>
+        <w:rPr>
+          <w:rFonts w:asciiTheme="minorHAnsi" w:hAnsiTheme="minorHAnsi" w:cstheme="minorHAnsi"/>
+          <w:sz w:val="24"/>
+          <w:szCs w:val="24"/>
+          <w:lang w:val="en-SG"/>
+        </w:rPr>
+      </w:pPr>
+      <w:r>
+        <w:rPr>
+          <w:rFonts w:asciiTheme="minorHAnsi" w:hAnsiTheme="minorHAnsi" w:cstheme="minorHAnsi"/>
+          <w:sz w:val="24"/>
+          <w:szCs w:val="24"/>
+        </w:rPr>
+        <w:t>Notes: {{ customer.notes }}</w:t>
+      </w:r>
+      <w:r>
+        <w:rPr>
+          <w:rFonts w:asciiTheme="minorHAnsi" w:hAnsiTheme="minorHAnsi" w:cstheme="minorHAnsi"/>
+          <w:sz w:val="24"/>
+          <w:szCs w:val="24"/>
+        </w:rPr>
+      </w:r>
+      <w:r>
+        <w:rPr>
+          <w:rFonts w:asciiTheme="minorHAnsi" w:eastAsia="Times New Roman" w:hAnsiTheme="minorHAnsi" w:cstheme="minorHAnsi"/>
+          <w:b/>
+          <w:sz w:val="24"/>
+          <w:szCs w:val="24"/>
+          <w:u w:val="single"/>
+        </w:rPr>
+      </w:r>
+      <w:r>
+        <w:rPr>
+          <w:rFonts w:asciiTheme="minorHAnsi" w:eastAsia="Times New Roman" w:hAnsiTheme="minorHAnsi" w:cstheme="minorHAnsi"/>
+          <w:b/>
+          <w:sz w:val="24"/>
+          <w:szCs w:val="24"/>
+          <w:u w:val="single"/>
+        </w:rPr>
+      </w:r>
+      <w:r>
+        <w:rPr>
+          <w:rFonts w:asciiTheme="minorHAnsi" w:hAnsiTheme="minorHAnsi" w:cstheme="minorHAnsi"/>
+          <w:sz w:val="24"/>
+          <w:szCs w:val="24"/>
+        </w:rPr>
+      </w:r>
+      <w:r>
+        <w:rPr>
+          <w:rFonts w:asciiTheme="minorHAnsi" w:hAnsiTheme="minorHAnsi" w:cstheme="minorHAnsi"/>
+          <w:color w:val="000000"/>
+          <w:sz w:val="24"/>
+          <w:szCs w:val="24"/>
+          <w:lang w:val="en-SG"/>
+        </w:rPr>
+      </w:r>
+      <w:r>
+        <w:rPr>
+          <w:rFonts w:asciiTheme="minorHAnsi" w:hAnsiTheme="minorHAnsi" w:cstheme="minorHAnsi"/>
+          <w:color w:val="000000"/>
+          <w:sz w:val="24"/>
+          <w:szCs w:val="24"/>
+          <w:lang w:val="en-SG"/>
+        </w:rPr>
+      </w:r>
+      <w:r>
+        <w:rPr>
+          <w:rFonts w:asciiTheme="minorHAnsi" w:hAnsiTheme="minorHAnsi" w:cstheme="minorHAnsi"/>
+          <w:color w:val="000000"/>
+          <w:sz w:val="24"/>
+          <w:szCs w:val="24"/>
+          <w:lang w:val="en-SG"/>
+        </w:rPr>
+      </w:r>
+      <w:r>
+        <w:rPr>
+          <w:rFonts w:asciiTheme="minorHAnsi" w:hAnsiTheme="minorHAnsi" w:cstheme="minorHAnsi"/>
+          <w:sz w:val="24"/>
+          <w:szCs w:val="24"/>
+          <w:lang w:val="en-SG"/>
+        </w:rPr>
+      </w:r>
+    </w:p>
+    <w:p>
+      <w:pPr>
+        <w:spacing w:after="120" w:line="240" w:lineRule="auto"/>
+        <w:jc w:val="both"/>
+        <w:rPr>
+          <w:rFonts w:asciiTheme="minorHAnsi" w:hAnsiTheme="minorHAnsi" w:cstheme="minorHAnsi"/>
+          <w:sz w:val="24"/>
+          <w:szCs w:val="24"/>
+          <w:lang w:val="en-SG"/>
+        </w:rPr>
+      </w:pPr>
+      <w:r>
+        <w:rPr>
+          <w:rFonts w:asciiTheme="minorHAnsi" w:hAnsiTheme="minorHAnsi" w:cstheme="minorHAnsi"/>
+          <w:sz w:val="24"/>
+          <w:szCs w:val="24"/>
+        </w:rPr>
+        <w:t>{%p endif %}</w:t>
+      </w:r>
+      <w:r>
+        <w:rPr>
+          <w:rFonts w:asciiTheme="minorHAnsi" w:hAnsiTheme="minorHAnsi" w:cstheme="minorHAnsi"/>
+          <w:sz w:val="24"/>
+          <w:szCs w:val="24"/>
+        </w:rPr>
+      </w:r>
+      <w:r>
+        <w:rPr>
+          <w:rFonts w:asciiTheme="minorHAnsi" w:eastAsia="Times New Roman" w:hAnsiTheme="minorHAnsi" w:cstheme="minorHAnsi"/>
+          <w:b/>
+          <w:sz w:val="24"/>
+          <w:szCs w:val="24"/>
+          <w:u w:val="single"/>
+        </w:rPr>
+      </w:r>
+      <w:r>
+        <w:rPr>
+          <w:rFonts w:asciiTheme="minorHAnsi" w:eastAsia="Times New Roman" w:hAnsiTheme="minorHAnsi" w:cstheme="minorHAnsi"/>
+          <w:b/>
+          <w:sz w:val="24"/>
+          <w:szCs w:val="24"/>
+          <w:u w:val="single"/>
+        </w:rPr>
+      </w:r>
+      <w:r>
+        <w:rPr>
+          <w:rFonts w:asciiTheme="minorHAnsi" w:hAnsiTheme="minorHAnsi" w:cstheme="minorHAnsi"/>
+          <w:sz w:val="24"/>
+          <w:szCs w:val="24"/>
+        </w:rPr>
+      </w:r>
+      <w:r>
+        <w:rPr>
+          <w:rFonts w:asciiTheme="minorHAnsi" w:hAnsiTheme="minorHAnsi" w:cstheme="minorHAnsi"/>
+          <w:color w:val="000000"/>
+          <w:sz w:val="24"/>
+          <w:szCs w:val="24"/>
+          <w:lang w:val="en-SG"/>
+        </w:rPr>
+      </w:r>
+      <w:r>
+        <w:rPr>
+          <w:rFonts w:asciiTheme="minorHAnsi" w:hAnsiTheme="minorHAnsi" w:cstheme="minorHAnsi"/>
+          <w:color w:val="000000"/>
+          <w:sz w:val="24"/>
+          <w:szCs w:val="24"/>
+          <w:lang w:val="en-SG"/>
+        </w:rPr>
+      </w:r>
+      <w:r>
+        <w:rPr>
+          <w:rFonts w:asciiTheme="minorHAnsi" w:hAnsiTheme="minorHAnsi" w:cstheme="minorHAnsi"/>
+          <w:color w:val="000000"/>
+          <w:sz w:val="24"/>
+          <w:szCs w:val="24"/>
+          <w:lang w:val="en-SG"/>
+        </w:rPr>
+      </w:r>
+      <w:r>
+        <w:rPr>
+          <w:rFonts w:asciiTheme="minorHAnsi" w:hAnsiTheme="minorHAnsi" w:cstheme="minorHAnsi"/>
+          <w:sz w:val="24"/>
+          <w:szCs w:val="24"/>
+          <w:lang w:val="en-SG"/>
+        </w:rPr>
       </w:r>
     </w:p>
     <w:p>
